--- a/Borsod Coding - tesztdokumentacio.docx
+++ b/Borsod Coding - tesztdokumentacio.docx
@@ -8,13 +8,78 @@
         <w:jc w:val="center"/>
       </w:pPr>
       <w:r>
-        <w:t>Borsod Coding – tesztdokumentáció</w:t>
+        <w:t xml:space="preserve">Borsod </w:t>
+      </w:r>
+      <w:proofErr w:type="spellStart"/>
+      <w:r>
+        <w:t>Coding</w:t>
+      </w:r>
+      <w:proofErr w:type="spellEnd"/>
+      <w:r>
+        <w:t xml:space="preserve"> – tesztdokumentáció</w:t>
       </w:r>
     </w:p>
     <w:p>
       <w:pPr>
         <w:pStyle w:val="Cmsor2"/>
       </w:pPr>
+      <w:r>
+        <w:rPr>
+          <w:noProof/>
+        </w:rPr>
+        <w:drawing>
+          <wp:anchor distT="0" distB="0" distL="114300" distR="114300" simplePos="0" relativeHeight="251659264" behindDoc="0" locked="0" layoutInCell="1" allowOverlap="1" wp14:anchorId="7428EB2C" wp14:editId="272D0009">
+            <wp:simplePos x="0" y="0"/>
+            <wp:positionH relativeFrom="margin">
+              <wp:align>left</wp:align>
+            </wp:positionH>
+            <wp:positionV relativeFrom="paragraph">
+              <wp:posOffset>4874895</wp:posOffset>
+            </wp:positionV>
+            <wp:extent cx="5759450" cy="2886075"/>
+            <wp:effectExtent l="0" t="0" r="0" b="9525"/>
+            <wp:wrapSquare wrapText="bothSides"/>
+            <wp:docPr id="1949400842" name="Kép 1"/>
+            <wp:cNvGraphicFramePr>
+              <a:graphicFrameLocks xmlns:a="http://schemas.openxmlformats.org/drawingml/2006/main" noChangeAspect="1"/>
+            </wp:cNvGraphicFramePr>
+            <a:graphic xmlns:a="http://schemas.openxmlformats.org/drawingml/2006/main">
+              <a:graphicData uri="http://schemas.openxmlformats.org/drawingml/2006/picture">
+                <pic:pic xmlns:pic="http://schemas.openxmlformats.org/drawingml/2006/picture">
+                  <pic:nvPicPr>
+                    <pic:cNvPr id="1949400842" name="Kép 1949400842"/>
+                    <pic:cNvPicPr/>
+                  </pic:nvPicPr>
+                  <pic:blipFill>
+                    <a:blip r:embed="rId4">
+                      <a:extLst>
+                        <a:ext uri="{28A0092B-C50C-407E-A947-70E740481C1C}">
+                          <a14:useLocalDpi xmlns:a14="http://schemas.microsoft.com/office/drawing/2010/main" val="0"/>
+                        </a:ext>
+                      </a:extLst>
+                    </a:blip>
+                    <a:stretch>
+                      <a:fillRect/>
+                    </a:stretch>
+                  </pic:blipFill>
+                  <pic:spPr>
+                    <a:xfrm>
+                      <a:off x="0" y="0"/>
+                      <a:ext cx="5759450" cy="2886075"/>
+                    </a:xfrm>
+                    <a:prstGeom prst="rect">
+                      <a:avLst/>
+                    </a:prstGeom>
+                  </pic:spPr>
+                </pic:pic>
+              </a:graphicData>
+            </a:graphic>
+            <wp14:sizeRelV relativeFrom="margin">
+              <wp14:pctHeight>0</wp14:pctHeight>
+            </wp14:sizeRelV>
+          </wp:anchor>
+        </w:drawing>
+      </w:r>
       <w:r>
         <w:rPr>
           <w:noProof/>
@@ -43,7 +108,7 @@
                     <pic:cNvPicPr/>
                   </pic:nvPicPr>
                   <pic:blipFill>
-                    <a:blip r:embed="rId4">
+                    <a:blip r:embed="rId5">
                       <a:extLst>
                         <a:ext uri="{28A0092B-C50C-407E-A947-70E740481C1C}">
                           <a14:useLocalDpi xmlns:a14="http://schemas.microsoft.com/office/drawing/2010/main" val="0"/>

--- a/Borsod Coding - tesztdokumentacio.docx
+++ b/Borsod Coding - tesztdokumentacio.docx
@@ -8,15 +8,7 @@
         <w:jc w:val="center"/>
       </w:pPr>
       <w:r>
-        <w:t xml:space="preserve">Borsod </w:t>
-      </w:r>
-      <w:proofErr w:type="spellStart"/>
-      <w:r>
-        <w:t>Coding</w:t>
-      </w:r>
-      <w:proofErr w:type="spellEnd"/>
-      <w:r>
-        <w:t xml:space="preserve"> – tesztdokumentáció</w:t>
+        <w:t>Borsod Coding – tesztdokumentáció</w:t>
       </w:r>
     </w:p>
     <w:p>
@@ -24,22 +16,103 @@
         <w:pStyle w:val="Cmsor2"/>
       </w:pPr>
       <w:r>
+        <w:t>Frontend tesztelése</w:t>
+      </w:r>
+      <w:r>
+        <w:t xml:space="preserve"> – React Egységteszt</w:t>
+      </w:r>
+      <w:r>
+        <w:t>:</w:t>
+      </w:r>
+    </w:p>
+    <w:p>
+      <w:pPr>
+        <w:spacing w:before="120" w:after="240" w:line="360" w:lineRule="auto"/>
+        <w:jc w:val="both"/>
+        <w:rPr>
+          <w:rFonts w:ascii="Times New Roman" w:eastAsia="Calibri" w:hAnsi="Times New Roman" w:cs="Times New Roman"/>
+          <w:sz w:val="24"/>
+          <w:szCs w:val="24"/>
+          <w:lang w:val="hu" w:eastAsia="hu-HU"/>
+        </w:rPr>
+      </w:pPr>
+      <w:r>
+        <w:rPr>
+          <w:rFonts w:ascii="Times New Roman" w:eastAsia="Calibri" w:hAnsi="Times New Roman" w:cs="Times New Roman"/>
+          <w:sz w:val="24"/>
+          <w:szCs w:val="24"/>
+          <w:lang w:val="hu" w:eastAsia="hu-HU"/>
+        </w:rPr>
+        <w:t xml:space="preserve">Felhasznált könyvtárak: </w:t>
+      </w:r>
+      <w:r>
+        <w:rPr>
+          <w:rFonts w:ascii="Times New Roman" w:eastAsia="Calibri" w:hAnsi="Times New Roman" w:cs="Times New Roman"/>
+          <w:sz w:val="24"/>
+          <w:szCs w:val="24"/>
+          <w:lang w:val="hu" w:eastAsia="hu-HU"/>
+        </w:rPr>
+        <w:t>@testing-library/react, bun:test</w:t>
+      </w:r>
+    </w:p>
+    <w:p>
+      <w:pPr>
+        <w:spacing w:before="120" w:after="240" w:line="240" w:lineRule="auto"/>
+        <w:jc w:val="both"/>
+        <w:rPr>
+          <w:rFonts w:ascii="Times New Roman" w:eastAsia="Calibri" w:hAnsi="Times New Roman" w:cs="Times New Roman"/>
+          <w:sz w:val="24"/>
+          <w:szCs w:val="24"/>
+          <w:lang w:eastAsia="hu-HU"/>
+        </w:rPr>
+      </w:pPr>
+      <w:r>
+        <w:rPr>
+          <w:rFonts w:ascii="Times New Roman" w:eastAsia="Calibri" w:hAnsi="Times New Roman" w:cs="Times New Roman"/>
+          <w:sz w:val="24"/>
+          <w:szCs w:val="24"/>
+          <w:lang w:val="hu" w:eastAsia="hu-HU"/>
+        </w:rPr>
+        <w:t xml:space="preserve">A </w:t>
+      </w:r>
+      <w:r>
+        <w:rPr>
+          <w:rFonts w:ascii="Times New Roman" w:eastAsia="Calibri" w:hAnsi="Times New Roman" w:cs="Times New Roman"/>
+          <w:sz w:val="24"/>
+          <w:szCs w:val="24"/>
+          <w:lang w:eastAsia="hu-HU"/>
+        </w:rPr>
+        <w:t>RegistrationAndLogin</w:t>
+      </w:r>
+      <w:r>
+        <w:rPr>
+          <w:rFonts w:ascii="Times New Roman" w:eastAsia="Calibri" w:hAnsi="Times New Roman" w:cs="Times New Roman"/>
+          <w:sz w:val="24"/>
+          <w:szCs w:val="24"/>
+          <w:lang w:eastAsia="hu-HU"/>
+        </w:rPr>
+        <w:t>.jsx</w:t>
+      </w:r>
+      <w:r>
+        <w:rPr>
+          <w:rFonts w:ascii="Times New Roman" w:eastAsia="Calibri" w:hAnsi="Times New Roman" w:cs="Times New Roman"/>
+          <w:sz w:val="24"/>
+          <w:szCs w:val="24"/>
+          <w:lang w:eastAsia="hu-HU"/>
+        </w:rPr>
+        <w:t>-et teszteltük:</w:t>
+      </w:r>
+    </w:p>
+    <w:p>
+      <w:r>
         <w:rPr>
           <w:noProof/>
         </w:rPr>
         <w:drawing>
-          <wp:anchor distT="0" distB="0" distL="114300" distR="114300" simplePos="0" relativeHeight="251659264" behindDoc="0" locked="0" layoutInCell="1" allowOverlap="1" wp14:anchorId="7428EB2C" wp14:editId="272D0009">
-            <wp:simplePos x="0" y="0"/>
-            <wp:positionH relativeFrom="margin">
-              <wp:align>left</wp:align>
-            </wp:positionH>
-            <wp:positionV relativeFrom="paragraph">
-              <wp:posOffset>4874895</wp:posOffset>
-            </wp:positionV>
-            <wp:extent cx="5759450" cy="2886075"/>
-            <wp:effectExtent l="0" t="0" r="0" b="9525"/>
-            <wp:wrapSquare wrapText="bothSides"/>
-            <wp:docPr id="1949400842" name="Kép 1"/>
+          <wp:inline distT="0" distB="0" distL="0" distR="0" wp14:anchorId="1D1D2188" wp14:editId="73FBCF26">
+            <wp:extent cx="4610735" cy="2724150"/>
+            <wp:effectExtent l="0" t="0" r="0" b="0"/>
+            <wp:docPr id="1424513902" name="Kép 1"/>
             <wp:cNvGraphicFramePr>
               <a:graphicFrameLocks xmlns:a="http://schemas.openxmlformats.org/drawingml/2006/main" noChangeAspect="1"/>
             </wp:cNvGraphicFramePr>
@@ -47,11 +120,11 @@
               <a:graphicData uri="http://schemas.openxmlformats.org/drawingml/2006/picture">
                 <pic:pic xmlns:pic="http://schemas.openxmlformats.org/drawingml/2006/picture">
                   <pic:nvPicPr>
-                    <pic:cNvPr id="1949400842" name="Kép 1949400842"/>
+                    <pic:cNvPr id="1424513902" name="Kép 1424513902"/>
                     <pic:cNvPicPr/>
                   </pic:nvPicPr>
                   <pic:blipFill>
-                    <a:blip r:embed="rId4">
+                    <a:blip r:embed="rId8">
                       <a:extLst>
                         <a:ext uri="{28A0092B-C50C-407E-A947-70E740481C1C}">
                           <a14:useLocalDpi xmlns:a14="http://schemas.microsoft.com/office/drawing/2010/main" val="0"/>
@@ -65,7 +138,7 @@
                   <pic:spPr>
                     <a:xfrm>
                       <a:off x="0" y="0"/>
-                      <a:ext cx="5759450" cy="2886075"/>
+                      <a:ext cx="4610735" cy="2724150"/>
                     </a:xfrm>
                     <a:prstGeom prst="rect">
                       <a:avLst/>
@@ -74,29 +147,20 @@
                 </pic:pic>
               </a:graphicData>
             </a:graphic>
-            <wp14:sizeRelV relativeFrom="margin">
-              <wp14:pctHeight>0</wp14:pctHeight>
-            </wp14:sizeRelV>
-          </wp:anchor>
+          </wp:inline>
         </w:drawing>
       </w:r>
+    </w:p>
+    <w:p>
       <w:r>
         <w:rPr>
           <w:noProof/>
         </w:rPr>
         <w:drawing>
-          <wp:anchor distT="0" distB="0" distL="114300" distR="114300" simplePos="0" relativeHeight="251658240" behindDoc="0" locked="0" layoutInCell="1" allowOverlap="1" wp14:anchorId="6E615DBF" wp14:editId="1D331D94">
-            <wp:simplePos x="0" y="0"/>
-            <wp:positionH relativeFrom="margin">
-              <wp:posOffset>-367030</wp:posOffset>
-            </wp:positionH>
-            <wp:positionV relativeFrom="paragraph">
-              <wp:posOffset>741045</wp:posOffset>
-            </wp:positionV>
-            <wp:extent cx="6572250" cy="2609850"/>
-            <wp:effectExtent l="0" t="0" r="0" b="0"/>
-            <wp:wrapSquare wrapText="bothSides"/>
-            <wp:docPr id="2006848593" name="Kép 1"/>
+          <wp:inline distT="0" distB="0" distL="0" distR="0" wp14:anchorId="5A2B159C" wp14:editId="06B53916">
+            <wp:extent cx="3810532" cy="1514686"/>
+            <wp:effectExtent l="0" t="0" r="0" b="9525"/>
+            <wp:docPr id="71161687" name="Kép 4"/>
             <wp:cNvGraphicFramePr>
               <a:graphicFrameLocks xmlns:a="http://schemas.openxmlformats.org/drawingml/2006/main" noChangeAspect="1"/>
             </wp:cNvGraphicFramePr>
@@ -104,11 +168,11 @@
               <a:graphicData uri="http://schemas.openxmlformats.org/drawingml/2006/picture">
                 <pic:pic xmlns:pic="http://schemas.openxmlformats.org/drawingml/2006/picture">
                   <pic:nvPicPr>
-                    <pic:cNvPr id="2006848593" name="Kép 2006848593"/>
+                    <pic:cNvPr id="71161687" name="Kép 71161687"/>
                     <pic:cNvPicPr/>
                   </pic:nvPicPr>
                   <pic:blipFill>
-                    <a:blip r:embed="rId5">
+                    <a:blip r:embed="rId9">
                       <a:extLst>
                         <a:ext uri="{28A0092B-C50C-407E-A947-70E740481C1C}">
                           <a14:useLocalDpi xmlns:a14="http://schemas.microsoft.com/office/drawing/2010/main" val="0"/>
@@ -122,7 +186,7 @@
                   <pic:spPr>
                     <a:xfrm>
                       <a:off x="0" y="0"/>
-                      <a:ext cx="6572250" cy="2609850"/>
+                      <a:ext cx="3810532" cy="1514686"/>
                     </a:xfrm>
                     <a:prstGeom prst="rect">
                       <a:avLst/>
@@ -131,21 +195,589 @@
                 </pic:pic>
               </a:graphicData>
             </a:graphic>
-            <wp14:sizeRelH relativeFrom="margin">
-              <wp14:pctWidth>0</wp14:pctWidth>
-            </wp14:sizeRelH>
-            <wp14:sizeRelV relativeFrom="margin">
-              <wp14:pctHeight>0</wp14:pctHeight>
-            </wp14:sizeRelV>
+          </wp:inline>
+        </w:drawing>
+      </w:r>
+    </w:p>
+    <w:p>
+      <w:r>
+        <w:rPr>
+          <w:noProof/>
+        </w:rPr>
+        <w:drawing>
+          <wp:inline distT="0" distB="0" distL="0" distR="0" wp14:anchorId="50E9B6B5" wp14:editId="45AB394E">
+            <wp:extent cx="5759450" cy="1778635"/>
+            <wp:effectExtent l="0" t="0" r="0" b="0"/>
+            <wp:docPr id="1457920179" name="Kép 2"/>
+            <wp:cNvGraphicFramePr>
+              <a:graphicFrameLocks xmlns:a="http://schemas.openxmlformats.org/drawingml/2006/main" noChangeAspect="1"/>
+            </wp:cNvGraphicFramePr>
+            <a:graphic xmlns:a="http://schemas.openxmlformats.org/drawingml/2006/main">
+              <a:graphicData uri="http://schemas.openxmlformats.org/drawingml/2006/picture">
+                <pic:pic xmlns:pic="http://schemas.openxmlformats.org/drawingml/2006/picture">
+                  <pic:nvPicPr>
+                    <pic:cNvPr id="1457920179" name="Kép 1457920179"/>
+                    <pic:cNvPicPr/>
+                  </pic:nvPicPr>
+                  <pic:blipFill>
+                    <a:blip r:embed="rId10">
+                      <a:extLst>
+                        <a:ext uri="{28A0092B-C50C-407E-A947-70E740481C1C}">
+                          <a14:useLocalDpi xmlns:a14="http://schemas.microsoft.com/office/drawing/2010/main" val="0"/>
+                        </a:ext>
+                      </a:extLst>
+                    </a:blip>
+                    <a:stretch>
+                      <a:fillRect/>
+                    </a:stretch>
+                  </pic:blipFill>
+                  <pic:spPr>
+                    <a:xfrm>
+                      <a:off x="0" y="0"/>
+                      <a:ext cx="5759450" cy="1778635"/>
+                    </a:xfrm>
+                    <a:prstGeom prst="rect">
+                      <a:avLst/>
+                    </a:prstGeom>
+                  </pic:spPr>
+                </pic:pic>
+              </a:graphicData>
+            </a:graphic>
+          </wp:inline>
+        </w:drawing>
+      </w:r>
+    </w:p>
+    <w:p>
+      <w:r>
+        <w:br w:type="page"/>
+      </w:r>
+    </w:p>
+    <w:p>
+      <w:pPr>
+        <w:rPr>
+          <w:sz w:val="24"/>
+          <w:szCs w:val="24"/>
+        </w:rPr>
+      </w:pPr>
+      <w:r>
+        <w:rPr>
+          <w:sz w:val="24"/>
+          <w:szCs w:val="24"/>
+        </w:rPr>
+        <w:lastRenderedPageBreak/>
+        <w:t>A teszt</w:t>
+      </w:r>
+      <w:r>
+        <w:rPr>
+          <w:sz w:val="24"/>
+          <w:szCs w:val="24"/>
+        </w:rPr>
+        <w:t>ek</w:t>
+      </w:r>
+      <w:r>
+        <w:rPr>
+          <w:sz w:val="24"/>
+          <w:szCs w:val="24"/>
+        </w:rPr>
+        <w:t xml:space="preserve"> a</w:t>
+      </w:r>
+      <w:r>
+        <w:rPr>
+          <w:sz w:val="24"/>
+          <w:szCs w:val="24"/>
+        </w:rPr>
+        <w:t xml:space="preserve"> </w:t>
+      </w:r>
+      <w:r>
+        <w:rPr>
+          <w:sz w:val="24"/>
+          <w:szCs w:val="24"/>
+        </w:rPr>
+        <w:t>RegistrationAndLogin.test.jsx</w:t>
+      </w:r>
+      <w:r>
+        <w:rPr>
+          <w:sz w:val="24"/>
+          <w:szCs w:val="24"/>
+        </w:rPr>
+        <w:t xml:space="preserve"> fájlban a</w:t>
+      </w:r>
+      <w:r>
+        <w:rPr>
+          <w:sz w:val="24"/>
+          <w:szCs w:val="24"/>
+        </w:rPr>
+        <w:t xml:space="preserve"> következő</w:t>
+      </w:r>
+      <w:r>
+        <w:rPr>
+          <w:sz w:val="24"/>
+          <w:szCs w:val="24"/>
+        </w:rPr>
+        <w:t>k</w:t>
+      </w:r>
+      <w:r>
+        <w:rPr>
+          <w:sz w:val="24"/>
+          <w:szCs w:val="24"/>
+        </w:rPr>
+        <w:t>:</w:t>
+      </w:r>
+    </w:p>
+    <w:p>
+      <w:r>
+        <w:rPr>
+          <w:noProof/>
+        </w:rPr>
+        <w:drawing>
+          <wp:anchor distT="0" distB="0" distL="114300" distR="114300" simplePos="0" relativeHeight="251660288" behindDoc="0" locked="0" layoutInCell="1" allowOverlap="1" wp14:anchorId="17CBA504" wp14:editId="59562F20">
+            <wp:simplePos x="0" y="0"/>
+            <wp:positionH relativeFrom="column">
+              <wp:posOffset>-1933</wp:posOffset>
+            </wp:positionH>
+            <wp:positionV relativeFrom="paragraph">
+              <wp:posOffset>304</wp:posOffset>
+            </wp:positionV>
+            <wp:extent cx="5759450" cy="2409190"/>
+            <wp:effectExtent l="0" t="0" r="0" b="0"/>
+            <wp:wrapSquare wrapText="bothSides"/>
+            <wp:docPr id="1273338389" name="Kép 6"/>
+            <wp:cNvGraphicFramePr>
+              <a:graphicFrameLocks xmlns:a="http://schemas.openxmlformats.org/drawingml/2006/main" noChangeAspect="1"/>
+            </wp:cNvGraphicFramePr>
+            <a:graphic xmlns:a="http://schemas.openxmlformats.org/drawingml/2006/main">
+              <a:graphicData uri="http://schemas.openxmlformats.org/drawingml/2006/picture">
+                <pic:pic xmlns:pic="http://schemas.openxmlformats.org/drawingml/2006/picture">
+                  <pic:nvPicPr>
+                    <pic:cNvPr id="1273338389" name="Kép 1273338389"/>
+                    <pic:cNvPicPr/>
+                  </pic:nvPicPr>
+                  <pic:blipFill>
+                    <a:blip r:embed="rId11">
+                      <a:extLst>
+                        <a:ext uri="{28A0092B-C50C-407E-A947-70E740481C1C}">
+                          <a14:useLocalDpi xmlns:a14="http://schemas.microsoft.com/office/drawing/2010/main" val="0"/>
+                        </a:ext>
+                      </a:extLst>
+                    </a:blip>
+                    <a:stretch>
+                      <a:fillRect/>
+                    </a:stretch>
+                  </pic:blipFill>
+                  <pic:spPr>
+                    <a:xfrm>
+                      <a:off x="0" y="0"/>
+                      <a:ext cx="5759450" cy="2409190"/>
+                    </a:xfrm>
+                    <a:prstGeom prst="rect">
+                      <a:avLst/>
+                    </a:prstGeom>
+                  </pic:spPr>
+                </pic:pic>
+              </a:graphicData>
+            </a:graphic>
           </wp:anchor>
         </w:drawing>
       </w:r>
-      <w:r>
-        <w:t>Frontend tesztelése:</w:t>
+    </w:p>
+    <w:p>
+      <w:r>
+        <w:rPr>
+          <w:noProof/>
+        </w:rPr>
+        <w:drawing>
+          <wp:inline distT="0" distB="0" distL="0" distR="0" wp14:anchorId="7CD103CD" wp14:editId="4B51BE5C">
+            <wp:extent cx="5759450" cy="1226820"/>
+            <wp:effectExtent l="0" t="0" r="0" b="0"/>
+            <wp:docPr id="602467143" name="Kép 7"/>
+            <wp:cNvGraphicFramePr>
+              <a:graphicFrameLocks xmlns:a="http://schemas.openxmlformats.org/drawingml/2006/main" noChangeAspect="1"/>
+            </wp:cNvGraphicFramePr>
+            <a:graphic xmlns:a="http://schemas.openxmlformats.org/drawingml/2006/main">
+              <a:graphicData uri="http://schemas.openxmlformats.org/drawingml/2006/picture">
+                <pic:pic xmlns:pic="http://schemas.openxmlformats.org/drawingml/2006/picture">
+                  <pic:nvPicPr>
+                    <pic:cNvPr id="602467143" name="Kép 602467143"/>
+                    <pic:cNvPicPr/>
+                  </pic:nvPicPr>
+                  <pic:blipFill>
+                    <a:blip r:embed="rId12">
+                      <a:extLst>
+                        <a:ext uri="{28A0092B-C50C-407E-A947-70E740481C1C}">
+                          <a14:useLocalDpi xmlns:a14="http://schemas.microsoft.com/office/drawing/2010/main" val="0"/>
+                        </a:ext>
+                      </a:extLst>
+                    </a:blip>
+                    <a:stretch>
+                      <a:fillRect/>
+                    </a:stretch>
+                  </pic:blipFill>
+                  <pic:spPr>
+                    <a:xfrm>
+                      <a:off x="0" y="0"/>
+                      <a:ext cx="5759450" cy="1226820"/>
+                    </a:xfrm>
+                    <a:prstGeom prst="rect">
+                      <a:avLst/>
+                    </a:prstGeom>
+                  </pic:spPr>
+                </pic:pic>
+              </a:graphicData>
+            </a:graphic>
+          </wp:inline>
+        </w:drawing>
+      </w:r>
+    </w:p>
+    <w:p/>
+    <w:p>
+      <w:r>
+        <w:rPr>
+          <w:noProof/>
+        </w:rPr>
+        <w:drawing>
+          <wp:inline distT="0" distB="0" distL="0" distR="0" wp14:anchorId="30FCC21A" wp14:editId="6BAF30F7">
+            <wp:extent cx="5572903" cy="1571844"/>
+            <wp:effectExtent l="0" t="0" r="8890" b="9525"/>
+            <wp:docPr id="803353542" name="Kép 8"/>
+            <wp:cNvGraphicFramePr>
+              <a:graphicFrameLocks xmlns:a="http://schemas.openxmlformats.org/drawingml/2006/main" noChangeAspect="1"/>
+            </wp:cNvGraphicFramePr>
+            <a:graphic xmlns:a="http://schemas.openxmlformats.org/drawingml/2006/main">
+              <a:graphicData uri="http://schemas.openxmlformats.org/drawingml/2006/picture">
+                <pic:pic xmlns:pic="http://schemas.openxmlformats.org/drawingml/2006/picture">
+                  <pic:nvPicPr>
+                    <pic:cNvPr id="803353542" name="Kép 803353542"/>
+                    <pic:cNvPicPr/>
+                  </pic:nvPicPr>
+                  <pic:blipFill>
+                    <a:blip r:embed="rId13">
+                      <a:extLst>
+                        <a:ext uri="{28A0092B-C50C-407E-A947-70E740481C1C}">
+                          <a14:useLocalDpi xmlns:a14="http://schemas.microsoft.com/office/drawing/2010/main" val="0"/>
+                        </a:ext>
+                      </a:extLst>
+                    </a:blip>
+                    <a:stretch>
+                      <a:fillRect/>
+                    </a:stretch>
+                  </pic:blipFill>
+                  <pic:spPr>
+                    <a:xfrm>
+                      <a:off x="0" y="0"/>
+                      <a:ext cx="5572903" cy="1571844"/>
+                    </a:xfrm>
+                    <a:prstGeom prst="rect">
+                      <a:avLst/>
+                    </a:prstGeom>
+                  </pic:spPr>
+                </pic:pic>
+              </a:graphicData>
+            </a:graphic>
+          </wp:inline>
+        </w:drawing>
+      </w:r>
+    </w:p>
+    <w:p>
+      <w:pPr>
+        <w:rPr>
+          <w:sz w:val="24"/>
+          <w:szCs w:val="24"/>
+        </w:rPr>
+      </w:pPr>
+      <w:r>
+        <w:rPr>
+          <w:sz w:val="24"/>
+          <w:szCs w:val="24"/>
+        </w:rPr>
+        <w:t>Vége</w:t>
+      </w:r>
+      <w:r>
+        <w:rPr>
+          <w:sz w:val="24"/>
+          <w:szCs w:val="24"/>
+        </w:rPr>
+        <w:t>redmények:</w:t>
+      </w:r>
+    </w:p>
+    <w:p>
+      <w:r>
+        <w:rPr>
+          <w:noProof/>
+        </w:rPr>
+        <w:drawing>
+          <wp:inline distT="0" distB="0" distL="0" distR="0" wp14:anchorId="5E966535" wp14:editId="47756D68">
+            <wp:extent cx="5759450" cy="1425575"/>
+            <wp:effectExtent l="0" t="0" r="0" b="3175"/>
+            <wp:docPr id="558496269" name="Kép 9"/>
+            <wp:cNvGraphicFramePr>
+              <a:graphicFrameLocks xmlns:a="http://schemas.openxmlformats.org/drawingml/2006/main" noChangeAspect="1"/>
+            </wp:cNvGraphicFramePr>
+            <a:graphic xmlns:a="http://schemas.openxmlformats.org/drawingml/2006/main">
+              <a:graphicData uri="http://schemas.openxmlformats.org/drawingml/2006/picture">
+                <pic:pic xmlns:pic="http://schemas.openxmlformats.org/drawingml/2006/picture">
+                  <pic:nvPicPr>
+                    <pic:cNvPr id="558496269" name="Kép 558496269"/>
+                    <pic:cNvPicPr/>
+                  </pic:nvPicPr>
+                  <pic:blipFill>
+                    <a:blip r:embed="rId14">
+                      <a:extLst>
+                        <a:ext uri="{28A0092B-C50C-407E-A947-70E740481C1C}">
+                          <a14:useLocalDpi xmlns:a14="http://schemas.microsoft.com/office/drawing/2010/main" val="0"/>
+                        </a:ext>
+                      </a:extLst>
+                    </a:blip>
+                    <a:stretch>
+                      <a:fillRect/>
+                    </a:stretch>
+                  </pic:blipFill>
+                  <pic:spPr>
+                    <a:xfrm>
+                      <a:off x="0" y="0"/>
+                      <a:ext cx="5759450" cy="1425575"/>
+                    </a:xfrm>
+                    <a:prstGeom prst="rect">
+                      <a:avLst/>
+                    </a:prstGeom>
+                  </pic:spPr>
+                </pic:pic>
+              </a:graphicData>
+            </a:graphic>
+          </wp:inline>
+        </w:drawing>
+      </w:r>
+    </w:p>
+    <w:p>
+      <w:pPr>
+        <w:sectPr>
+          <w:type w:val="continuous"/>
+          <w:pgSz w:w="11906" w:h="16838" w:code="9"/>
+          <w:pgMar w:top="851" w:right="1418" w:bottom="1418" w:left="1418" w:header="709" w:footer="709" w:gutter="0"/>
+          <w:cols w:space="708"/>
+          <w:docGrid w:linePitch="435"/>
+        </w:sectPr>
+      </w:pPr>
+    </w:p>
+    <w:p>
+      <w:pPr>
+        <w:pStyle w:val="Cmsor2"/>
+      </w:pPr>
+      <w:r>
+        <w:lastRenderedPageBreak/>
+        <w:t>Backend teszt</w:t>
+      </w:r>
+      <w:r>
+        <w:t xml:space="preserve"> – </w:t>
+      </w:r>
+      <w:r>
+        <w:t>Komponens</w:t>
+      </w:r>
+      <w:r>
+        <w:t xml:space="preserve"> tesztek</w:t>
+      </w:r>
+    </w:p>
+    <w:p>
+      <w:pPr>
+        <w:rPr>
+          <w:rFonts w:ascii="Times New Roman" w:eastAsia="Calibri" w:hAnsi="Times New Roman" w:cs="Times New Roman"/>
+          <w:sz w:val="24"/>
+          <w:szCs w:val="24"/>
+          <w:lang w:val="hu" w:eastAsia="hu-HU"/>
+        </w:rPr>
+      </w:pPr>
+      <w:r>
+        <w:rPr>
+          <w:sz w:val="24"/>
+          <w:szCs w:val="24"/>
+        </w:rPr>
+        <w:t xml:space="preserve">Felhasznált Nuget Packages: </w:t>
+      </w:r>
+      <w:r>
+        <w:rPr>
+          <w:rFonts w:ascii="Times New Roman" w:eastAsia="Calibri" w:hAnsi="Times New Roman" w:cs="Times New Roman"/>
+          <w:sz w:val="24"/>
+          <w:szCs w:val="24"/>
+          <w:lang w:val="hu" w:eastAsia="hu-HU"/>
+        </w:rPr>
+        <w:t>Moq, FluentAssertions, Xunit tesztelő projekt</w:t>
+      </w:r>
+    </w:p>
+    <w:p>
+      <w:pPr>
+        <w:rPr>
+          <w:rFonts w:ascii="Times New Roman" w:eastAsia="Calibri" w:hAnsi="Times New Roman" w:cs="Times New Roman"/>
+          <w:sz w:val="24"/>
+          <w:szCs w:val="24"/>
+          <w:lang w:val="hu" w:eastAsia="hu-HU"/>
+        </w:rPr>
+      </w:pPr>
+      <w:r>
+        <w:rPr>
+          <w:rFonts w:ascii="Times New Roman" w:eastAsia="Calibri" w:hAnsi="Times New Roman" w:cs="Times New Roman"/>
+          <w:sz w:val="24"/>
+          <w:szCs w:val="24"/>
+          <w:lang w:val="hu" w:eastAsia="hu-HU"/>
+        </w:rPr>
+        <w:t>Az alábbi tesztek a különböző végpontokat teszteli, hogy betölti-e az adatokat a mock-olt végpontból. A szükséges adatokat előre beégettjük a memóriába, aszerint bef</w:t>
+      </w:r>
+      <w:r>
+        <w:rPr>
+          <w:rFonts w:ascii="Times New Roman" w:eastAsia="Calibri" w:hAnsi="Times New Roman" w:cs="Times New Roman"/>
+          <w:sz w:val="24"/>
+          <w:szCs w:val="24"/>
+          <w:lang w:val="hu" w:eastAsia="hu-HU"/>
+        </w:rPr>
+        <w:t>o</w:t>
+      </w:r>
+      <w:r>
+        <w:rPr>
+          <w:rFonts w:ascii="Times New Roman" w:eastAsia="Calibri" w:hAnsi="Times New Roman" w:cs="Times New Roman"/>
+          <w:sz w:val="24"/>
+          <w:szCs w:val="24"/>
+          <w:lang w:val="hu" w:eastAsia="hu-HU"/>
+        </w:rPr>
+        <w:t>ly</w:t>
+      </w:r>
+      <w:r>
+        <w:rPr>
+          <w:rFonts w:ascii="Times New Roman" w:eastAsia="Calibri" w:hAnsi="Times New Roman" w:cs="Times New Roman"/>
+          <w:sz w:val="24"/>
+          <w:szCs w:val="24"/>
+          <w:lang w:val="hu" w:eastAsia="hu-HU"/>
+        </w:rPr>
+        <w:t>á</w:t>
+      </w:r>
+      <w:r>
+        <w:rPr>
+          <w:rFonts w:ascii="Times New Roman" w:eastAsia="Calibri" w:hAnsi="Times New Roman" w:cs="Times New Roman"/>
+          <w:sz w:val="24"/>
+          <w:szCs w:val="24"/>
+          <w:lang w:val="hu" w:eastAsia="hu-HU"/>
+        </w:rPr>
+        <w:t>soljuk a végpontokat</w:t>
+      </w:r>
+      <w:r>
+        <w:rPr>
+          <w:rFonts w:ascii="Times New Roman" w:eastAsia="Calibri" w:hAnsi="Times New Roman" w:cs="Times New Roman"/>
+          <w:sz w:val="24"/>
+          <w:szCs w:val="24"/>
+          <w:lang w:val="hu" w:eastAsia="hu-HU"/>
+        </w:rPr>
+        <w:t>, mintha az adatbázisból jött</w:t>
+      </w:r>
+      <w:r>
+        <w:rPr>
+          <w:rFonts w:ascii="Times New Roman" w:eastAsia="Calibri" w:hAnsi="Times New Roman" w:cs="Times New Roman"/>
+          <w:sz w:val="24"/>
+          <w:szCs w:val="24"/>
+          <w:lang w:val="hu" w:eastAsia="hu-HU"/>
+        </w:rPr>
+        <w:t>ek</w:t>
+      </w:r>
+      <w:r>
+        <w:rPr>
+          <w:rFonts w:ascii="Times New Roman" w:eastAsia="Calibri" w:hAnsi="Times New Roman" w:cs="Times New Roman"/>
+          <w:sz w:val="24"/>
+          <w:szCs w:val="24"/>
+          <w:lang w:val="hu" w:eastAsia="hu-HU"/>
+        </w:rPr>
+        <w:t xml:space="preserve"> volna</w:t>
+      </w:r>
+      <w:r>
+        <w:rPr>
+          <w:rFonts w:ascii="Times New Roman" w:eastAsia="Calibri" w:hAnsi="Times New Roman" w:cs="Times New Roman"/>
+          <w:sz w:val="24"/>
+          <w:szCs w:val="24"/>
+          <w:lang w:val="hu" w:eastAsia="hu-HU"/>
+        </w:rPr>
+        <w:t xml:space="preserve"> az eredmények.</w:t>
+      </w:r>
+    </w:p>
+    <w:p>
+      <w:pPr>
+        <w:rPr>
+          <w:rFonts w:ascii="Times New Roman" w:eastAsia="Calibri" w:hAnsi="Times New Roman" w:cs="Times New Roman"/>
+          <w:sz w:val="24"/>
+          <w:szCs w:val="24"/>
+          <w:lang w:val="hu" w:eastAsia="hu-HU"/>
+        </w:rPr>
+      </w:pPr>
+      <w:r>
+        <w:rPr>
+          <w:rFonts w:ascii="Times New Roman" w:eastAsia="Calibri" w:hAnsi="Times New Roman" w:cs="Times New Roman"/>
+          <w:sz w:val="24"/>
+          <w:szCs w:val="24"/>
+          <w:lang w:val="hu" w:eastAsia="hu-HU"/>
+        </w:rPr>
+        <w:t>Végeredmények:</w:t>
+      </w:r>
+    </w:p>
+    <w:p>
+      <w:pPr>
+        <w:rPr>
+          <w:sz w:val="24"/>
+          <w:szCs w:val="24"/>
+        </w:rPr>
+      </w:pPr>
+      <w:r>
+        <w:rPr>
+          <w:noProof/>
+          <w:sz w:val="24"/>
+          <w:szCs w:val="24"/>
+        </w:rPr>
+        <w:drawing>
+          <wp:inline distT="0" distB="0" distL="0" distR="0" wp14:anchorId="0A328F80" wp14:editId="6FBD9687">
+            <wp:extent cx="5759450" cy="3289935"/>
+            <wp:effectExtent l="0" t="0" r="0" b="5715"/>
+            <wp:docPr id="1171093135" name="Kép 13"/>
+            <wp:cNvGraphicFramePr>
+              <a:graphicFrameLocks xmlns:a="http://schemas.openxmlformats.org/drawingml/2006/main" noChangeAspect="1"/>
+            </wp:cNvGraphicFramePr>
+            <a:graphic xmlns:a="http://schemas.openxmlformats.org/drawingml/2006/main">
+              <a:graphicData uri="http://schemas.openxmlformats.org/drawingml/2006/picture">
+                <pic:pic xmlns:pic="http://schemas.openxmlformats.org/drawingml/2006/picture">
+                  <pic:nvPicPr>
+                    <pic:cNvPr id="1171093135" name="Kép 1171093135"/>
+                    <pic:cNvPicPr/>
+                  </pic:nvPicPr>
+                  <pic:blipFill>
+                    <a:blip r:embed="rId15">
+                      <a:extLst>
+                        <a:ext uri="{28A0092B-C50C-407E-A947-70E740481C1C}">
+                          <a14:useLocalDpi xmlns:a14="http://schemas.microsoft.com/office/drawing/2010/main" val="0"/>
+                        </a:ext>
+                      </a:extLst>
+                    </a:blip>
+                    <a:stretch>
+                      <a:fillRect/>
+                    </a:stretch>
+                  </pic:blipFill>
+                  <pic:spPr>
+                    <a:xfrm>
+                      <a:off x="0" y="0"/>
+                      <a:ext cx="5759450" cy="3289935"/>
+                    </a:xfrm>
+                    <a:prstGeom prst="rect">
+                      <a:avLst/>
+                    </a:prstGeom>
+                  </pic:spPr>
+                </pic:pic>
+              </a:graphicData>
+            </a:graphic>
+          </wp:inline>
+        </w:drawing>
+      </w:r>
+    </w:p>
+    <w:p>
+      <w:pPr>
+        <w:pStyle w:val="Cmsor1"/>
+        <w:jc w:val="center"/>
+      </w:pPr>
+      <w:r>
+        <w:t>Készítette: Csiger Imre Krisztián</w:t>
       </w:r>
     </w:p>
     <w:sectPr>
-      <w:type w:val="continuous"/>
       <w:pgSz w:w="11906" w:h="16838" w:code="9"/>
       <w:pgMar w:top="851" w:right="1418" w:bottom="1418" w:left="1418" w:header="709" w:footer="709" w:gutter="0"/>
       <w:cols w:space="708"/>
@@ -153,6 +785,178 @@
     </w:sectPr>
   </w:body>
 </w:document>
+</file>
+
+<file path=word/endnotes.xml><?xml version="1.0" encoding="utf-8"?>
+<w:endnotes xmlns:wpc="http://schemas.microsoft.com/office/word/2010/wordprocessingCanvas" xmlns:cx="http://schemas.microsoft.com/office/drawing/2014/chartex" xmlns:cx1="http://schemas.microsoft.com/office/drawing/2015/9/8/chartex" xmlns:cx2="http://schemas.microsoft.com/office/drawing/2015/10/21/chartex" xmlns:cx3="http://schemas.microsoft.com/office/drawing/2016/5/9/chartex" xmlns:cx4="http://schemas.microsoft.com/office/drawing/2016/5/10/chartex" xmlns:cx5="http://schemas.microsoft.com/office/drawing/2016/5/11/chartex" xmlns:cx6="http://schemas.microsoft.com/office/drawing/2016/5/12/chartex" xmlns:cx7="http://schemas.microsoft.com/office/drawing/2016/5/13/chartex" xmlns:cx8="http://schemas.microsoft.com/office/drawing/2016/5/14/chartex" xmlns:mc="http://schemas.openxmlformats.org/markup-compatibility/2006" xmlns:aink="http://schemas.microsoft.com/office/drawing/2016/ink" xmlns:am3d="http://schemas.microsoft.com/office/drawing/2017/model3d" xmlns:o="urn:schemas-microsoft-com:office:office" xmlns:oel="http://schemas.microsoft.com/office/2019/extlst" xmlns:r="http://schemas.openxmlformats.org/officeDocument/2006/relationships" xmlns:m="http://schemas.openxmlformats.org/officeDocument/2006/math" xmlns:v="urn:schemas-microsoft-com:vml" xmlns:wp14="http://schemas.microsoft.com/office/word/2010/wordprocessingDrawing" xmlns:wp="http://schemas.openxmlformats.org/drawingml/2006/wordprocessingDrawing" xmlns:w10="urn:schemas-microsoft-com:office:word" xmlns:w="http://schemas.openxmlformats.org/wordprocessingml/2006/main" xmlns:w14="http://schemas.microsoft.com/office/word/2010/wordml" xmlns:w15="http://schemas.microsoft.com/office/word/2012/wordml" xmlns:w16cex="http://schemas.microsoft.com/office/word/2018/wordml/cex" xmlns:w16cid="http://schemas.microsoft.com/office/word/2016/wordml/cid" xmlns:w16="http://schemas.microsoft.com/office/word/2018/wordml" xmlns:w16du="http://schemas.microsoft.com/office/word/2023/wordml/word16du" xmlns:w16sdtdh="http://schemas.microsoft.com/office/word/2020/wordml/sdtdatahash" xmlns:w16sdtfl="http://schemas.microsoft.com/office/word/2024/wordml/sdtformatlock" xmlns:w16se="http://schemas.microsoft.com/office/word/2015/wordml/symex" xmlns:wpg="http://schemas.microsoft.com/office/word/2010/wordprocessingGroup" xmlns:wpi="http://schemas.microsoft.com/office/word/2010/wordprocessingInk" xmlns:wne="http://schemas.microsoft.com/office/word/2006/wordml" xmlns:wps="http://schemas.microsoft.com/office/word/2010/wordprocessingShape" mc:Ignorable="w14 w15 w16se w16cid w16 w16cex w16sdtdh w16sdtfl w16du wp14">
+  <w:endnote w:type="separator" w:id="-1">
+    <w:p>
+      <w:pPr>
+        <w:spacing w:after="0" w:line="240" w:lineRule="auto"/>
+      </w:pPr>
+      <w:r>
+        <w:separator/>
+      </w:r>
+    </w:p>
+  </w:endnote>
+  <w:endnote w:type="continuationSeparator" w:id="0">
+    <w:p>
+      <w:pPr>
+        <w:spacing w:after="0" w:line="240" w:lineRule="auto"/>
+      </w:pPr>
+      <w:r>
+        <w:continuationSeparator/>
+      </w:r>
+    </w:p>
+  </w:endnote>
+</w:endnotes>
+</file>
+
+<file path=word/footnotes.xml><?xml version="1.0" encoding="utf-8"?>
+<w:footnotes xmlns:wpc="http://schemas.microsoft.com/office/word/2010/wordprocessingCanvas" xmlns:cx="http://schemas.microsoft.com/office/drawing/2014/chartex" xmlns:cx1="http://schemas.microsoft.com/office/drawing/2015/9/8/chartex" xmlns:cx2="http://schemas.microsoft.com/office/drawing/2015/10/21/chartex" xmlns:cx3="http://schemas.microsoft.com/office/drawing/2016/5/9/chartex" xmlns:cx4="http://schemas.microsoft.com/office/drawing/2016/5/10/chartex" xmlns:cx5="http://schemas.microsoft.com/office/drawing/2016/5/11/chartex" xmlns:cx6="http://schemas.microsoft.com/office/drawing/2016/5/12/chartex" xmlns:cx7="http://schemas.microsoft.com/office/drawing/2016/5/13/chartex" xmlns:cx8="http://schemas.microsoft.com/office/drawing/2016/5/14/chartex" xmlns:mc="http://schemas.openxmlformats.org/markup-compatibility/2006" xmlns:aink="http://schemas.microsoft.com/office/drawing/2016/ink" xmlns:am3d="http://schemas.microsoft.com/office/drawing/2017/model3d" xmlns:o="urn:schemas-microsoft-com:office:office" xmlns:oel="http://schemas.microsoft.com/office/2019/extlst" xmlns:r="http://schemas.openxmlformats.org/officeDocument/2006/relationships" xmlns:m="http://schemas.openxmlformats.org/officeDocument/2006/math" xmlns:v="urn:schemas-microsoft-com:vml" xmlns:wp14="http://schemas.microsoft.com/office/word/2010/wordprocessingDrawing" xmlns:wp="http://schemas.openxmlformats.org/drawingml/2006/wordprocessingDrawing" xmlns:w10="urn:schemas-microsoft-com:office:word" xmlns:w="http://schemas.openxmlformats.org/wordprocessingml/2006/main" xmlns:w14="http://schemas.microsoft.com/office/word/2010/wordml" xmlns:w15="http://schemas.microsoft.com/office/word/2012/wordml" xmlns:w16cex="http://schemas.microsoft.com/office/word/2018/wordml/cex" xmlns:w16cid="http://schemas.microsoft.com/office/word/2016/wordml/cid" xmlns:w16="http://schemas.microsoft.com/office/word/2018/wordml" xmlns:w16du="http://schemas.microsoft.com/office/word/2023/wordml/word16du" xmlns:w16sdtdh="http://schemas.microsoft.com/office/word/2020/wordml/sdtdatahash" xmlns:w16sdtfl="http://schemas.microsoft.com/office/word/2024/wordml/sdtformatlock" xmlns:w16se="http://schemas.microsoft.com/office/word/2015/wordml/symex" xmlns:wpg="http://schemas.microsoft.com/office/word/2010/wordprocessingGroup" xmlns:wpi="http://schemas.microsoft.com/office/word/2010/wordprocessingInk" xmlns:wne="http://schemas.microsoft.com/office/word/2006/wordml" xmlns:wps="http://schemas.microsoft.com/office/word/2010/wordprocessingShape" mc:Ignorable="w14 w15 w16se w16cid w16 w16cex w16sdtdh w16sdtfl w16du wp14">
+  <w:footnote w:type="separator" w:id="-1">
+    <w:p>
+      <w:pPr>
+        <w:spacing w:after="0" w:line="240" w:lineRule="auto"/>
+      </w:pPr>
+      <w:r>
+        <w:separator/>
+      </w:r>
+    </w:p>
+  </w:footnote>
+  <w:footnote w:type="continuationSeparator" w:id="0">
+    <w:p>
+      <w:pPr>
+        <w:spacing w:after="0" w:line="240" w:lineRule="auto"/>
+      </w:pPr>
+      <w:r>
+        <w:continuationSeparator/>
+      </w:r>
+    </w:p>
+  </w:footnote>
+</w:footnotes>
+</file>
+
+<file path=word/numbering.xml><?xml version="1.0" encoding="utf-8"?>
+<w:numbering xmlns:wpc="http://schemas.microsoft.com/office/word/2010/wordprocessingCanvas" xmlns:cx="http://schemas.microsoft.com/office/drawing/2014/chartex" xmlns:cx1="http://schemas.microsoft.com/office/drawing/2015/9/8/chartex" xmlns:cx2="http://schemas.microsoft.com/office/drawing/2015/10/21/chartex" xmlns:cx3="http://schemas.microsoft.com/office/drawing/2016/5/9/chartex" xmlns:cx4="http://schemas.microsoft.com/office/drawing/2016/5/10/chartex" xmlns:cx5="http://schemas.microsoft.com/office/drawing/2016/5/11/chartex" xmlns:cx6="http://schemas.microsoft.com/office/drawing/2016/5/12/chartex" xmlns:cx7="http://schemas.microsoft.com/office/drawing/2016/5/13/chartex" xmlns:cx8="http://schemas.microsoft.com/office/drawing/2016/5/14/chartex" xmlns:mc="http://schemas.openxmlformats.org/markup-compatibility/2006" xmlns:aink="http://schemas.microsoft.com/office/drawing/2016/ink" xmlns:am3d="http://schemas.microsoft.com/office/drawing/2017/model3d" xmlns:o="urn:schemas-microsoft-com:office:office" xmlns:oel="http://schemas.microsoft.com/office/2019/extlst" xmlns:r="http://schemas.openxmlformats.org/officeDocument/2006/relationships" xmlns:m="http://schemas.openxmlformats.org/officeDocument/2006/math" xmlns:v="urn:schemas-microsoft-com:vml" xmlns:wp14="http://schemas.microsoft.com/office/word/2010/wordprocessingDrawing" xmlns:wp="http://schemas.openxmlformats.org/drawingml/2006/wordprocessingDrawing" xmlns:w10="urn:schemas-microsoft-com:office:word" xmlns:w="http://schemas.openxmlformats.org/wordprocessingml/2006/main" xmlns:w14="http://schemas.microsoft.com/office/word/2010/wordml" xmlns:w15="http://schemas.microsoft.com/office/word/2012/wordml" xmlns:w16cex="http://schemas.microsoft.com/office/word/2018/wordml/cex" xmlns:w16cid="http://schemas.microsoft.com/office/word/2016/wordml/cid" xmlns:w16="http://schemas.microsoft.com/office/word/2018/wordml" xmlns:w16du="http://schemas.microsoft.com/office/word/2023/wordml/word16du" xmlns:w16sdtdh="http://schemas.microsoft.com/office/word/2020/wordml/sdtdatahash" xmlns:w16sdtfl="http://schemas.microsoft.com/office/word/2024/wordml/sdtformatlock" xmlns:w16se="http://schemas.microsoft.com/office/word/2015/wordml/symex" xmlns:wpg="http://schemas.microsoft.com/office/word/2010/wordprocessingGroup" xmlns:wpi="http://schemas.microsoft.com/office/word/2010/wordprocessingInk" xmlns:wne="http://schemas.microsoft.com/office/word/2006/wordml" xmlns:wps="http://schemas.microsoft.com/office/word/2010/wordprocessingShape" mc:Ignorable="w14 w15 w16se w16cid w16 w16cex w16sdtdh w16sdtfl w16du wp14">
+  <w:abstractNum w:abstractNumId="0" w15:restartNumberingAfterBreak="0">
+    <w:nsid w:val="255F773E"/>
+    <w:multiLevelType w:val="multilevel"/>
+    <w:tmpl w:val="CA0CCF06"/>
+    <w:lvl w:ilvl="0">
+      <w:start w:val="1"/>
+      <w:numFmt w:val="bullet"/>
+      <w:lvlText w:val="●"/>
+      <w:lvlJc w:val="left"/>
+      <w:pPr>
+        <w:ind w:left="720" w:hanging="360"/>
+      </w:pPr>
+      <w:rPr>
+        <w:u w:val="none"/>
+      </w:rPr>
+    </w:lvl>
+    <w:lvl w:ilvl="1">
+      <w:start w:val="1"/>
+      <w:numFmt w:val="decimal"/>
+      <w:lvlText w:val="%2."/>
+      <w:lvlJc w:val="left"/>
+      <w:pPr>
+        <w:ind w:left="2204" w:hanging="360"/>
+      </w:pPr>
+      <w:rPr>
+        <w:b w:val="0"/>
+        <w:bCs w:val="0"/>
+      </w:rPr>
+    </w:lvl>
+    <w:lvl w:ilvl="2">
+      <w:start w:val="1"/>
+      <w:numFmt w:val="bullet"/>
+      <w:lvlText w:val="■"/>
+      <w:lvlJc w:val="left"/>
+      <w:pPr>
+        <w:ind w:left="2160" w:hanging="360"/>
+      </w:pPr>
+      <w:rPr>
+        <w:u w:val="none"/>
+      </w:rPr>
+    </w:lvl>
+    <w:lvl w:ilvl="3">
+      <w:start w:val="1"/>
+      <w:numFmt w:val="bullet"/>
+      <w:lvlText w:val="●"/>
+      <w:lvlJc w:val="left"/>
+      <w:pPr>
+        <w:ind w:left="2880" w:hanging="360"/>
+      </w:pPr>
+      <w:rPr>
+        <w:u w:val="none"/>
+      </w:rPr>
+    </w:lvl>
+    <w:lvl w:ilvl="4">
+      <w:start w:val="1"/>
+      <w:numFmt w:val="bullet"/>
+      <w:lvlText w:val="○"/>
+      <w:lvlJc w:val="left"/>
+      <w:pPr>
+        <w:ind w:left="3600" w:hanging="360"/>
+      </w:pPr>
+      <w:rPr>
+        <w:u w:val="none"/>
+      </w:rPr>
+    </w:lvl>
+    <w:lvl w:ilvl="5">
+      <w:start w:val="1"/>
+      <w:numFmt w:val="bullet"/>
+      <w:lvlText w:val="■"/>
+      <w:lvlJc w:val="left"/>
+      <w:pPr>
+        <w:ind w:left="4320" w:hanging="360"/>
+      </w:pPr>
+      <w:rPr>
+        <w:u w:val="none"/>
+      </w:rPr>
+    </w:lvl>
+    <w:lvl w:ilvl="6">
+      <w:start w:val="1"/>
+      <w:numFmt w:val="bullet"/>
+      <w:lvlText w:val="●"/>
+      <w:lvlJc w:val="left"/>
+      <w:pPr>
+        <w:ind w:left="5040" w:hanging="360"/>
+      </w:pPr>
+      <w:rPr>
+        <w:u w:val="none"/>
+      </w:rPr>
+    </w:lvl>
+    <w:lvl w:ilvl="7">
+      <w:start w:val="1"/>
+      <w:numFmt w:val="bullet"/>
+      <w:lvlText w:val="○"/>
+      <w:lvlJc w:val="left"/>
+      <w:pPr>
+        <w:ind w:left="5760" w:hanging="360"/>
+      </w:pPr>
+      <w:rPr>
+        <w:u w:val="none"/>
+      </w:rPr>
+    </w:lvl>
+    <w:lvl w:ilvl="8">
+      <w:start w:val="1"/>
+      <w:numFmt w:val="bullet"/>
+      <w:lvlText w:val="■"/>
+      <w:lvlJc w:val="left"/>
+      <w:pPr>
+        <w:ind w:left="6480" w:hanging="360"/>
+      </w:pPr>
+      <w:rPr>
+        <w:u w:val="none"/>
+      </w:rPr>
+    </w:lvl>
+  </w:abstractNum>
+  <w:num w:numId="1" w16cid:durableId="233786767">
+    <w:abstractNumId w:val="0"/>
+  </w:num>
+</w:numbering>
 </file>
 
 <file path=word/styles.xml><?xml version="1.0" encoding="utf-8"?>
@@ -757,7 +1561,6 @@
   <w:style w:type="character" w:default="1" w:styleId="Bekezdsalapbettpusa">
     <w:name w:val="Default Paragraph Font"/>
     <w:uiPriority w:val="1"/>
-    <w:semiHidden/>
     <w:unhideWhenUsed/>
   </w:style>
   <w:style w:type="table" w:default="1" w:styleId="Normltblzat">
@@ -1069,6 +1872,50 @@
       <w:color w:val="2F5496" w:themeColor="accent1" w:themeShade="BF"/>
       <w:spacing w:val="5"/>
     </w:rPr>
+  </w:style>
+  <w:style w:type="paragraph" w:styleId="lfej">
+    <w:name w:val="header"/>
+    <w:basedOn w:val="Norml"/>
+    <w:link w:val="lfejChar"/>
+    <w:uiPriority w:val="99"/>
+    <w:unhideWhenUsed/>
+    <w:rsid w:val="00311003"/>
+    <w:pPr>
+      <w:tabs>
+        <w:tab w:val="center" w:pos="4536"/>
+        <w:tab w:val="right" w:pos="9072"/>
+      </w:tabs>
+      <w:spacing w:after="0" w:line="240" w:lineRule="auto"/>
+    </w:pPr>
+  </w:style>
+  <w:style w:type="character" w:customStyle="1" w:styleId="lfejChar">
+    <w:name w:val="Élőfej Char"/>
+    <w:basedOn w:val="Bekezdsalapbettpusa"/>
+    <w:link w:val="lfej"/>
+    <w:uiPriority w:val="99"/>
+    <w:rsid w:val="00311003"/>
+  </w:style>
+  <w:style w:type="paragraph" w:styleId="llb">
+    <w:name w:val="footer"/>
+    <w:basedOn w:val="Norml"/>
+    <w:link w:val="llbChar"/>
+    <w:uiPriority w:val="99"/>
+    <w:unhideWhenUsed/>
+    <w:rsid w:val="00311003"/>
+    <w:pPr>
+      <w:tabs>
+        <w:tab w:val="center" w:pos="4536"/>
+        <w:tab w:val="right" w:pos="9072"/>
+      </w:tabs>
+      <w:spacing w:after="0" w:line="240" w:lineRule="auto"/>
+    </w:pPr>
+  </w:style>
+  <w:style w:type="character" w:customStyle="1" w:styleId="llbChar">
+    <w:name w:val="Élőláb Char"/>
+    <w:basedOn w:val="Bekezdsalapbettpusa"/>
+    <w:link w:val="llb"/>
+    <w:uiPriority w:val="99"/>
+    <w:rsid w:val="00311003"/>
   </w:style>
 </w:styles>
 </file>
@@ -1366,4 +2213,16 @@
     </a:ext>
   </a:extLst>
 </a:theme>
+</file>
+
+<file path=customXml/item1.xml><?xml version="1.0" encoding="utf-8"?>
+<b:Sources xmlns:b="http://schemas.openxmlformats.org/officeDocument/2006/bibliography" xmlns="http://schemas.openxmlformats.org/officeDocument/2006/bibliography" SelectedStyle="\APASixthEditionOfficeOnline.xsl" StyleName="APA" Version="6"/>
+</file>
+
+<file path=customXml/itemProps1.xml><?xml version="1.0" encoding="utf-8"?>
+<ds:datastoreItem xmlns:ds="http://schemas.openxmlformats.org/officeDocument/2006/customXml" ds:itemID="{66016022-FDD8-4220-8511-BA734429FFAD}">
+  <ds:schemaRefs>
+    <ds:schemaRef ds:uri="http://schemas.openxmlformats.org/officeDocument/2006/bibliography"/>
+  </ds:schemaRefs>
+</ds:datastoreItem>
 </file>
--- a/Borsod Coding - tesztdokumentacio.docx
+++ b/Borsod Coding - tesztdokumentacio.docx
@@ -1,6 +1,6 @@
 
 <file path=word/document.xml><?xml version="1.0" encoding="utf-8"?>
-<w:document xmlns:wpc="http://schemas.microsoft.com/office/word/2010/wordprocessingCanvas" xmlns:cx="http://schemas.microsoft.com/office/drawing/2014/chartex" xmlns:cx1="http://schemas.microsoft.com/office/drawing/2015/9/8/chartex" xmlns:cx2="http://schemas.microsoft.com/office/drawing/2015/10/21/chartex" xmlns:cx3="http://schemas.microsoft.com/office/drawing/2016/5/9/chartex" xmlns:cx4="http://schemas.microsoft.com/office/drawing/2016/5/10/chartex" xmlns:cx5="http://schemas.microsoft.com/office/drawing/2016/5/11/chartex" xmlns:cx6="http://schemas.microsoft.com/office/drawing/2016/5/12/chartex" xmlns:cx7="http://schemas.microsoft.com/office/drawing/2016/5/13/chartex" xmlns:cx8="http://schemas.microsoft.com/office/drawing/2016/5/14/chartex" xmlns:mc="http://schemas.openxmlformats.org/markup-compatibility/2006" xmlns:aink="http://schemas.microsoft.com/office/drawing/2016/ink" xmlns:am3d="http://schemas.microsoft.com/office/drawing/2017/model3d" xmlns:o="urn:schemas-microsoft-com:office:office" xmlns:oel="http://schemas.microsoft.com/office/2019/extlst" xmlns:r="http://schemas.openxmlformats.org/officeDocument/2006/relationships" xmlns:m="http://schemas.openxmlformats.org/officeDocument/2006/math" xmlns:v="urn:schemas-microsoft-com:vml" xmlns:wp14="http://schemas.microsoft.com/office/word/2010/wordprocessingDrawing" xmlns:wp="http://schemas.openxmlformats.org/drawingml/2006/wordprocessingDrawing" xmlns:w10="urn:schemas-microsoft-com:office:word" xmlns:w="http://schemas.openxmlformats.org/wordprocessingml/2006/main" xmlns:w14="http://schemas.microsoft.com/office/word/2010/wordml" xmlns:w15="http://schemas.microsoft.com/office/word/2012/wordml" xmlns:w16cex="http://schemas.microsoft.com/office/word/2018/wordml/cex" xmlns:w16cid="http://schemas.microsoft.com/office/word/2016/wordml/cid" xmlns:w16="http://schemas.microsoft.com/office/word/2018/wordml" xmlns:w16du="http://schemas.microsoft.com/office/word/2023/wordml/word16du" xmlns:w16sdtdh="http://schemas.microsoft.com/office/word/2020/wordml/sdtdatahash" xmlns:w16sdtfl="http://schemas.microsoft.com/office/word/2024/wordml/sdtformatlock" xmlns:w16se="http://schemas.microsoft.com/office/word/2015/wordml/symex" xmlns:wpg="http://schemas.microsoft.com/office/word/2010/wordprocessingGroup" xmlns:wpi="http://schemas.microsoft.com/office/word/2010/wordprocessingInk" xmlns:wne="http://schemas.microsoft.com/office/word/2006/wordml" xmlns:wps="http://schemas.microsoft.com/office/word/2010/wordprocessingShape" mc:Ignorable="w14 w15 w16se w16cid w16 w16cex w16sdtdh w16sdtfl w16du wp14">
+<w:document xmlns:wpc="http://schemas.microsoft.com/office/word/2010/wordprocessingCanvas" xmlns:cx="http://schemas.microsoft.com/office/drawing/2014/chartex" xmlns:cx1="http://schemas.microsoft.com/office/drawing/2015/9/8/chartex" xmlns:cx2="http://schemas.microsoft.com/office/drawing/2015/10/21/chartex" xmlns:cx3="http://schemas.microsoft.com/office/drawing/2016/5/9/chartex" xmlns:cx4="http://schemas.microsoft.com/office/drawing/2016/5/10/chartex" xmlns:cx5="http://schemas.microsoft.com/office/drawing/2016/5/11/chartex" xmlns:cx6="http://schemas.microsoft.com/office/drawing/2016/5/12/chartex" xmlns:cx7="http://schemas.microsoft.com/office/drawing/2016/5/13/chartex" xmlns:cx8="http://schemas.microsoft.com/office/drawing/2016/5/14/chartex" xmlns:mc="http://schemas.openxmlformats.org/markup-compatibility/2006" xmlns:aink="http://schemas.microsoft.com/office/drawing/2016/ink" xmlns:am3d="http://schemas.microsoft.com/office/drawing/2017/model3d" xmlns:o="urn:schemas-microsoft-com:office:office" xmlns:r="http://schemas.openxmlformats.org/officeDocument/2006/relationships" xmlns:m="http://schemas.openxmlformats.org/officeDocument/2006/math" xmlns:v="urn:schemas-microsoft-com:vml" xmlns:wp14="http://schemas.microsoft.com/office/word/2010/wordprocessingDrawing" xmlns:wp="http://schemas.openxmlformats.org/drawingml/2006/wordprocessingDrawing" xmlns:w10="urn:schemas-microsoft-com:office:word" xmlns:w="http://schemas.openxmlformats.org/wordprocessingml/2006/main" xmlns:w14="http://schemas.microsoft.com/office/word/2010/wordml" xmlns:w15="http://schemas.microsoft.com/office/word/2012/wordml" xmlns:w16cex="http://schemas.microsoft.com/office/word/2018/wordml/cex" xmlns:w16cid="http://schemas.microsoft.com/office/word/2016/wordml/cid" xmlns:w16="http://schemas.microsoft.com/office/word/2018/wordml" xmlns:w16sdtdh="http://schemas.microsoft.com/office/word/2020/wordml/sdtdatahash" xmlns:w16se="http://schemas.microsoft.com/office/word/2015/wordml/symex" xmlns:wpg="http://schemas.microsoft.com/office/word/2010/wordprocessingGroup" xmlns:wpi="http://schemas.microsoft.com/office/word/2010/wordprocessingInk" xmlns:wne="http://schemas.microsoft.com/office/word/2006/wordml" xmlns:wps="http://schemas.microsoft.com/office/word/2010/wordprocessingShape" mc:Ignorable="w14 w15 w16se w16cid w16 w16cex w16sdtdh wp14">
   <w:body>
     <w:p>
       <w:pPr>
@@ -8,7 +8,15 @@
         <w:jc w:val="center"/>
       </w:pPr>
       <w:r>
-        <w:t>Borsod Coding – tesztdokumentáció</w:t>
+        <w:t xml:space="preserve">Borsod </w:t>
+      </w:r>
+      <w:proofErr w:type="spellStart"/>
+      <w:r>
+        <w:t>Coding</w:t>
+      </w:r>
+      <w:proofErr w:type="spellEnd"/>
+      <w:r>
+        <w:t xml:space="preserve"> – tesztdokumentáció</w:t>
       </w:r>
     </w:p>
     <w:p>
@@ -19,7 +27,15 @@
         <w:t>Frontend tesztelése</w:t>
       </w:r>
       <w:r>
-        <w:t xml:space="preserve"> – React Egységteszt</w:t>
+        <w:t xml:space="preserve"> – </w:t>
+      </w:r>
+      <w:proofErr w:type="spellStart"/>
+      <w:r>
+        <w:t>React</w:t>
+      </w:r>
+      <w:proofErr w:type="spellEnd"/>
+      <w:r>
+        <w:t xml:space="preserve"> Egységteszt</w:t>
       </w:r>
       <w:r>
         <w:t>:</w:t>
@@ -52,8 +68,39 @@
           <w:szCs w:val="24"/>
           <w:lang w:val="hu" w:eastAsia="hu-HU"/>
         </w:rPr>
-        <w:t>@testing-library/react, bun:test</w:t>
-      </w:r>
+        <w:t xml:space="preserve">@testing-library/react, </w:t>
+      </w:r>
+      <w:proofErr w:type="spellStart"/>
+      <w:r>
+        <w:rPr>
+          <w:rFonts w:ascii="Times New Roman" w:eastAsia="Calibri" w:hAnsi="Times New Roman" w:cs="Times New Roman"/>
+          <w:sz w:val="24"/>
+          <w:szCs w:val="24"/>
+          <w:lang w:val="hu" w:eastAsia="hu-HU"/>
+        </w:rPr>
+        <w:t>bun:test</w:t>
+      </w:r>
+      <w:proofErr w:type="spellEnd"/>
+      <w:r>
+        <w:rPr>
+          <w:rFonts w:ascii="Times New Roman" w:eastAsia="Calibri" w:hAnsi="Times New Roman" w:cs="Times New Roman"/>
+          <w:sz w:val="24"/>
+          <w:szCs w:val="24"/>
+          <w:lang w:val="hu" w:eastAsia="hu-HU"/>
+        </w:rPr>
+        <w:t xml:space="preserve">, </w:t>
+      </w:r>
+      <w:proofErr w:type="spellStart"/>
+      <w:r>
+        <w:rPr>
+          <w:rFonts w:ascii="Times New Roman" w:eastAsia="Calibri" w:hAnsi="Times New Roman" w:cs="Times New Roman"/>
+          <w:sz w:val="24"/>
+          <w:szCs w:val="24"/>
+          <w:lang w:val="hu" w:eastAsia="hu-HU"/>
+        </w:rPr>
+        <w:t>jsdom</w:t>
+      </w:r>
+      <w:proofErr w:type="spellEnd"/>
     </w:p>
     <w:p>
       <w:pPr>
@@ -75,6 +122,7 @@
         </w:rPr>
         <w:t xml:space="preserve">A </w:t>
       </w:r>
+      <w:proofErr w:type="spellStart"/>
       <w:r>
         <w:rPr>
           <w:rFonts w:ascii="Times New Roman" w:eastAsia="Calibri" w:hAnsi="Times New Roman" w:cs="Times New Roman"/>
@@ -100,7 +148,17 @@
           <w:szCs w:val="24"/>
           <w:lang w:eastAsia="hu-HU"/>
         </w:rPr>
-        <w:t>-et teszteltük:</w:t>
+        <w:t>-et</w:t>
+      </w:r>
+      <w:proofErr w:type="spellEnd"/>
+      <w:r>
+        <w:rPr>
+          <w:rFonts w:ascii="Times New Roman" w:eastAsia="Calibri" w:hAnsi="Times New Roman" w:cs="Times New Roman"/>
+          <w:sz w:val="24"/>
+          <w:szCs w:val="24"/>
+          <w:lang w:eastAsia="hu-HU"/>
+        </w:rPr>
+        <w:t xml:space="preserve"> teszteltük:</w:t>
       </w:r>
     </w:p>
     <w:p>
@@ -253,18 +311,71 @@
       </w:r>
     </w:p>
     <w:p>
-      <w:pPr>
-        <w:rPr>
-          <w:sz w:val="24"/>
-          <w:szCs w:val="24"/>
-        </w:rPr>
-      </w:pPr>
-      <w:r>
-        <w:rPr>
-          <w:sz w:val="24"/>
-          <w:szCs w:val="24"/>
-        </w:rPr>
+      <w:r>
         <w:lastRenderedPageBreak/>
+        <w:t>A tesztelő környezet kialakítása a SetupTests.js fájlban:</w:t>
+      </w:r>
+    </w:p>
+    <w:p>
+      <w:r>
+        <w:rPr>
+          <w:noProof/>
+        </w:rPr>
+        <w:drawing>
+          <wp:inline distT="0" distB="0" distL="0" distR="0" wp14:anchorId="7FA9E2FC" wp14:editId="123D9ED8">
+            <wp:extent cx="5759450" cy="3939540"/>
+            <wp:effectExtent l="0" t="0" r="0" b="3810"/>
+            <wp:docPr id="1" name="Kép 1"/>
+            <wp:cNvGraphicFramePr>
+              <a:graphicFrameLocks xmlns:a="http://schemas.openxmlformats.org/drawingml/2006/main" noChangeAspect="1"/>
+            </wp:cNvGraphicFramePr>
+            <a:graphic xmlns:a="http://schemas.openxmlformats.org/drawingml/2006/main">
+              <a:graphicData uri="http://schemas.openxmlformats.org/drawingml/2006/picture">
+                <pic:pic xmlns:pic="http://schemas.openxmlformats.org/drawingml/2006/picture">
+                  <pic:nvPicPr>
+                    <pic:cNvPr id="1" name="Kép 1"/>
+                    <pic:cNvPicPr/>
+                  </pic:nvPicPr>
+                  <pic:blipFill>
+                    <a:blip r:embed="rId11">
+                      <a:extLst>
+                        <a:ext uri="{28A0092B-C50C-407E-A947-70E740481C1C}">
+                          <a14:useLocalDpi xmlns:a14="http://schemas.microsoft.com/office/drawing/2010/main" val="0"/>
+                        </a:ext>
+                      </a:extLst>
+                    </a:blip>
+                    <a:stretch>
+                      <a:fillRect/>
+                    </a:stretch>
+                  </pic:blipFill>
+                  <pic:spPr>
+                    <a:xfrm>
+                      <a:off x="0" y="0"/>
+                      <a:ext cx="5759450" cy="3939540"/>
+                    </a:xfrm>
+                    <a:prstGeom prst="rect">
+                      <a:avLst/>
+                    </a:prstGeom>
+                  </pic:spPr>
+                </pic:pic>
+              </a:graphicData>
+            </a:graphic>
+          </wp:inline>
+        </w:drawing>
+      </w:r>
+    </w:p>
+    <w:p>
+      <w:pPr>
+        <w:rPr>
+          <w:sz w:val="24"/>
+          <w:szCs w:val="24"/>
+        </w:rPr>
+      </w:pPr>
+      <w:r>
+        <w:rPr>
+          <w:sz w:val="24"/>
+          <w:szCs w:val="24"/>
+        </w:rPr>
         <w:t>A teszt</w:t>
       </w:r>
       <w:r>
@@ -288,6 +399,7 @@
         </w:rPr>
         <w:t xml:space="preserve"> </w:t>
       </w:r>
+      <w:proofErr w:type="spellStart"/>
       <w:r>
         <w:rPr>
           <w:sz w:val="24"/>
@@ -295,6 +407,7 @@
         </w:rPr>
         <w:t>RegistrationAndLogin.test.jsx</w:t>
       </w:r>
+      <w:proofErr w:type="spellEnd"/>
       <w:r>
         <w:rPr>
           <w:sz w:val="24"/>
@@ -353,7 +466,7 @@
                     <pic:cNvPicPr/>
                   </pic:nvPicPr>
                   <pic:blipFill>
-                    <a:blip r:embed="rId11">
+                    <a:blip r:embed="rId12">
                       <a:extLst>
                         <a:ext uri="{28A0092B-C50C-407E-A947-70E740481C1C}">
                           <a14:useLocalDpi xmlns:a14="http://schemas.microsoft.com/office/drawing/2010/main" val="0"/>
@@ -401,7 +514,7 @@
                     <pic:cNvPicPr/>
                   </pic:nvPicPr>
                   <pic:blipFill>
-                    <a:blip r:embed="rId12">
+                    <a:blip r:embed="rId13">
                       <a:extLst>
                         <a:ext uri="{28A0092B-C50C-407E-A947-70E740481C1C}">
                           <a14:useLocalDpi xmlns:a14="http://schemas.microsoft.com/office/drawing/2010/main" val="0"/>
@@ -434,6 +547,7 @@
         <w:rPr>
           <w:noProof/>
         </w:rPr>
+        <w:lastRenderedPageBreak/>
         <w:drawing>
           <wp:inline distT="0" distB="0" distL="0" distR="0" wp14:anchorId="30FCC21A" wp14:editId="6BAF30F7">
             <wp:extent cx="5572903" cy="1571844"/>
@@ -450,7 +564,7 @@
                     <pic:cNvPicPr/>
                   </pic:nvPicPr>
                   <pic:blipFill>
-                    <a:blip r:embed="rId13">
+                    <a:blip r:embed="rId14">
                       <a:extLst>
                         <a:ext uri="{28A0092B-C50C-407E-A947-70E740481C1C}">
                           <a14:useLocalDpi xmlns:a14="http://schemas.microsoft.com/office/drawing/2010/main" val="0"/>
@@ -486,28 +600,20 @@
       </w:pPr>
       <w:r>
         <w:rPr>
-          <w:sz w:val="24"/>
-          <w:szCs w:val="24"/>
-        </w:rPr>
-        <w:t>Vége</w:t>
-      </w:r>
-      <w:r>
-        <w:rPr>
-          <w:sz w:val="24"/>
-          <w:szCs w:val="24"/>
-        </w:rPr>
-        <w:t>redmények:</w:t>
-      </w:r>
-    </w:p>
-    <w:p>
-      <w:r>
-        <w:rPr>
           <w:noProof/>
         </w:rPr>
         <w:drawing>
-          <wp:inline distT="0" distB="0" distL="0" distR="0" wp14:anchorId="5E966535" wp14:editId="47756D68">
-            <wp:extent cx="5759450" cy="1425575"/>
-            <wp:effectExtent l="0" t="0" r="0" b="3175"/>
+          <wp:anchor distT="0" distB="0" distL="114300" distR="114300" simplePos="0" relativeHeight="251661312" behindDoc="0" locked="0" layoutInCell="1" allowOverlap="1" wp14:anchorId="5E966535" wp14:editId="0EBAF428">
+            <wp:simplePos x="0" y="0"/>
+            <wp:positionH relativeFrom="column">
+              <wp:posOffset>-767080</wp:posOffset>
+            </wp:positionH>
+            <wp:positionV relativeFrom="paragraph">
+              <wp:posOffset>420370</wp:posOffset>
+            </wp:positionV>
+            <wp:extent cx="7198360" cy="1914525"/>
+            <wp:effectExtent l="0" t="0" r="2540" b="9525"/>
+            <wp:wrapSquare wrapText="bothSides"/>
             <wp:docPr id="558496269" name="Kép 9"/>
             <wp:cNvGraphicFramePr>
               <a:graphicFrameLocks xmlns:a="http://schemas.openxmlformats.org/drawingml/2006/main" noChangeAspect="1"/>
@@ -517,227 +623,6 @@
                 <pic:pic xmlns:pic="http://schemas.openxmlformats.org/drawingml/2006/picture">
                   <pic:nvPicPr>
                     <pic:cNvPr id="558496269" name="Kép 558496269"/>
-                    <pic:cNvPicPr/>
-                  </pic:nvPicPr>
-                  <pic:blipFill>
-                    <a:blip r:embed="rId14">
-                      <a:extLst>
-                        <a:ext uri="{28A0092B-C50C-407E-A947-70E740481C1C}">
-                          <a14:useLocalDpi xmlns:a14="http://schemas.microsoft.com/office/drawing/2010/main" val="0"/>
-                        </a:ext>
-                      </a:extLst>
-                    </a:blip>
-                    <a:stretch>
-                      <a:fillRect/>
-                    </a:stretch>
-                  </pic:blipFill>
-                  <pic:spPr>
-                    <a:xfrm>
-                      <a:off x="0" y="0"/>
-                      <a:ext cx="5759450" cy="1425575"/>
-                    </a:xfrm>
-                    <a:prstGeom prst="rect">
-                      <a:avLst/>
-                    </a:prstGeom>
-                  </pic:spPr>
-                </pic:pic>
-              </a:graphicData>
-            </a:graphic>
-          </wp:inline>
-        </w:drawing>
-      </w:r>
-    </w:p>
-    <w:p>
-      <w:pPr>
-        <w:sectPr>
-          <w:type w:val="continuous"/>
-          <w:pgSz w:w="11906" w:h="16838" w:code="9"/>
-          <w:pgMar w:top="851" w:right="1418" w:bottom="1418" w:left="1418" w:header="709" w:footer="709" w:gutter="0"/>
-          <w:cols w:space="708"/>
-          <w:docGrid w:linePitch="435"/>
-        </w:sectPr>
-      </w:pPr>
-    </w:p>
-    <w:p>
-      <w:pPr>
-        <w:pStyle w:val="Cmsor2"/>
-      </w:pPr>
-      <w:r>
-        <w:lastRenderedPageBreak/>
-        <w:t>Backend teszt</w:t>
-      </w:r>
-      <w:r>
-        <w:t xml:space="preserve"> – </w:t>
-      </w:r>
-      <w:r>
-        <w:t>Komponens</w:t>
-      </w:r>
-      <w:r>
-        <w:t xml:space="preserve"> tesztek</w:t>
-      </w:r>
-    </w:p>
-    <w:p>
-      <w:pPr>
-        <w:rPr>
-          <w:rFonts w:ascii="Times New Roman" w:eastAsia="Calibri" w:hAnsi="Times New Roman" w:cs="Times New Roman"/>
-          <w:sz w:val="24"/>
-          <w:szCs w:val="24"/>
-          <w:lang w:val="hu" w:eastAsia="hu-HU"/>
-        </w:rPr>
-      </w:pPr>
-      <w:r>
-        <w:rPr>
-          <w:sz w:val="24"/>
-          <w:szCs w:val="24"/>
-        </w:rPr>
-        <w:t xml:space="preserve">Felhasznált Nuget Packages: </w:t>
-      </w:r>
-      <w:r>
-        <w:rPr>
-          <w:rFonts w:ascii="Times New Roman" w:eastAsia="Calibri" w:hAnsi="Times New Roman" w:cs="Times New Roman"/>
-          <w:sz w:val="24"/>
-          <w:szCs w:val="24"/>
-          <w:lang w:val="hu" w:eastAsia="hu-HU"/>
-        </w:rPr>
-        <w:t>Moq, FluentAssertions, Xunit tesztelő projekt</w:t>
-      </w:r>
-    </w:p>
-    <w:p>
-      <w:pPr>
-        <w:rPr>
-          <w:rFonts w:ascii="Times New Roman" w:eastAsia="Calibri" w:hAnsi="Times New Roman" w:cs="Times New Roman"/>
-          <w:sz w:val="24"/>
-          <w:szCs w:val="24"/>
-          <w:lang w:val="hu" w:eastAsia="hu-HU"/>
-        </w:rPr>
-      </w:pPr>
-      <w:r>
-        <w:rPr>
-          <w:rFonts w:ascii="Times New Roman" w:eastAsia="Calibri" w:hAnsi="Times New Roman" w:cs="Times New Roman"/>
-          <w:sz w:val="24"/>
-          <w:szCs w:val="24"/>
-          <w:lang w:val="hu" w:eastAsia="hu-HU"/>
-        </w:rPr>
-        <w:t>Az alábbi tesztek a különböző végpontokat teszteli, hogy betölti-e az adatokat a mock-olt végpontból. A szükséges adatokat előre beégettjük a memóriába, aszerint bef</w:t>
-      </w:r>
-      <w:r>
-        <w:rPr>
-          <w:rFonts w:ascii="Times New Roman" w:eastAsia="Calibri" w:hAnsi="Times New Roman" w:cs="Times New Roman"/>
-          <w:sz w:val="24"/>
-          <w:szCs w:val="24"/>
-          <w:lang w:val="hu" w:eastAsia="hu-HU"/>
-        </w:rPr>
-        <w:t>o</w:t>
-      </w:r>
-      <w:r>
-        <w:rPr>
-          <w:rFonts w:ascii="Times New Roman" w:eastAsia="Calibri" w:hAnsi="Times New Roman" w:cs="Times New Roman"/>
-          <w:sz w:val="24"/>
-          <w:szCs w:val="24"/>
-          <w:lang w:val="hu" w:eastAsia="hu-HU"/>
-        </w:rPr>
-        <w:t>ly</w:t>
-      </w:r>
-      <w:r>
-        <w:rPr>
-          <w:rFonts w:ascii="Times New Roman" w:eastAsia="Calibri" w:hAnsi="Times New Roman" w:cs="Times New Roman"/>
-          <w:sz w:val="24"/>
-          <w:szCs w:val="24"/>
-          <w:lang w:val="hu" w:eastAsia="hu-HU"/>
-        </w:rPr>
-        <w:t>á</w:t>
-      </w:r>
-      <w:r>
-        <w:rPr>
-          <w:rFonts w:ascii="Times New Roman" w:eastAsia="Calibri" w:hAnsi="Times New Roman" w:cs="Times New Roman"/>
-          <w:sz w:val="24"/>
-          <w:szCs w:val="24"/>
-          <w:lang w:val="hu" w:eastAsia="hu-HU"/>
-        </w:rPr>
-        <w:t>soljuk a végpontokat</w:t>
-      </w:r>
-      <w:r>
-        <w:rPr>
-          <w:rFonts w:ascii="Times New Roman" w:eastAsia="Calibri" w:hAnsi="Times New Roman" w:cs="Times New Roman"/>
-          <w:sz w:val="24"/>
-          <w:szCs w:val="24"/>
-          <w:lang w:val="hu" w:eastAsia="hu-HU"/>
-        </w:rPr>
-        <w:t>, mintha az adatbázisból jött</w:t>
-      </w:r>
-      <w:r>
-        <w:rPr>
-          <w:rFonts w:ascii="Times New Roman" w:eastAsia="Calibri" w:hAnsi="Times New Roman" w:cs="Times New Roman"/>
-          <w:sz w:val="24"/>
-          <w:szCs w:val="24"/>
-          <w:lang w:val="hu" w:eastAsia="hu-HU"/>
-        </w:rPr>
-        <w:t>ek</w:t>
-      </w:r>
-      <w:r>
-        <w:rPr>
-          <w:rFonts w:ascii="Times New Roman" w:eastAsia="Calibri" w:hAnsi="Times New Roman" w:cs="Times New Roman"/>
-          <w:sz w:val="24"/>
-          <w:szCs w:val="24"/>
-          <w:lang w:val="hu" w:eastAsia="hu-HU"/>
-        </w:rPr>
-        <w:t xml:space="preserve"> volna</w:t>
-      </w:r>
-      <w:r>
-        <w:rPr>
-          <w:rFonts w:ascii="Times New Roman" w:eastAsia="Calibri" w:hAnsi="Times New Roman" w:cs="Times New Roman"/>
-          <w:sz w:val="24"/>
-          <w:szCs w:val="24"/>
-          <w:lang w:val="hu" w:eastAsia="hu-HU"/>
-        </w:rPr>
-        <w:t xml:space="preserve"> az eredmények.</w:t>
-      </w:r>
-    </w:p>
-    <w:p>
-      <w:pPr>
-        <w:rPr>
-          <w:rFonts w:ascii="Times New Roman" w:eastAsia="Calibri" w:hAnsi="Times New Roman" w:cs="Times New Roman"/>
-          <w:sz w:val="24"/>
-          <w:szCs w:val="24"/>
-          <w:lang w:val="hu" w:eastAsia="hu-HU"/>
-        </w:rPr>
-      </w:pPr>
-      <w:r>
-        <w:rPr>
-          <w:rFonts w:ascii="Times New Roman" w:eastAsia="Calibri" w:hAnsi="Times New Roman" w:cs="Times New Roman"/>
-          <w:sz w:val="24"/>
-          <w:szCs w:val="24"/>
-          <w:lang w:val="hu" w:eastAsia="hu-HU"/>
-        </w:rPr>
-        <w:t>Végeredmények:</w:t>
-      </w:r>
-    </w:p>
-    <w:p>
-      <w:pPr>
-        <w:rPr>
-          <w:sz w:val="24"/>
-          <w:szCs w:val="24"/>
-        </w:rPr>
-      </w:pPr>
-      <w:r>
-        <w:rPr>
-          <w:noProof/>
-          <w:sz w:val="24"/>
-          <w:szCs w:val="24"/>
-        </w:rPr>
-        <w:drawing>
-          <wp:inline distT="0" distB="0" distL="0" distR="0" wp14:anchorId="0A328F80" wp14:editId="6FBD9687">
-            <wp:extent cx="5759450" cy="3289935"/>
-            <wp:effectExtent l="0" t="0" r="0" b="5715"/>
-            <wp:docPr id="1171093135" name="Kép 13"/>
-            <wp:cNvGraphicFramePr>
-              <a:graphicFrameLocks xmlns:a="http://schemas.openxmlformats.org/drawingml/2006/main" noChangeAspect="1"/>
-            </wp:cNvGraphicFramePr>
-            <a:graphic xmlns:a="http://schemas.openxmlformats.org/drawingml/2006/main">
-              <a:graphicData uri="http://schemas.openxmlformats.org/drawingml/2006/picture">
-                <pic:pic xmlns:pic="http://schemas.openxmlformats.org/drawingml/2006/picture">
-                  <pic:nvPicPr>
-                    <pic:cNvPr id="1171093135" name="Kép 1171093135"/>
                     <pic:cNvPicPr/>
                   </pic:nvPicPr>
                   <pic:blipFill>
@@ -755,7 +640,349 @@
                   <pic:spPr>
                     <a:xfrm>
                       <a:off x="0" y="0"/>
-                      <a:ext cx="5759450" cy="3289935"/>
+                      <a:ext cx="7198360" cy="1914525"/>
+                    </a:xfrm>
+                    <a:prstGeom prst="rect">
+                      <a:avLst/>
+                    </a:prstGeom>
+                  </pic:spPr>
+                </pic:pic>
+              </a:graphicData>
+            </a:graphic>
+            <wp14:sizeRelV relativeFrom="margin">
+              <wp14:pctHeight>0</wp14:pctHeight>
+            </wp14:sizeRelV>
+          </wp:anchor>
+        </w:drawing>
+      </w:r>
+      <w:r>
+        <w:rPr>
+          <w:sz w:val="24"/>
+          <w:szCs w:val="24"/>
+        </w:rPr>
+        <w:t>Vége</w:t>
+      </w:r>
+      <w:r>
+        <w:rPr>
+          <w:sz w:val="24"/>
+          <w:szCs w:val="24"/>
+        </w:rPr>
+        <w:t>redmények:</w:t>
+      </w:r>
+    </w:p>
+    <w:p/>
+    <w:p>
+      <w:pPr>
+        <w:sectPr>
+          <w:type w:val="continuous"/>
+          <w:pgSz w:w="11906" w:h="16838" w:code="9"/>
+          <w:pgMar w:top="851" w:right="1418" w:bottom="1418" w:left="1418" w:header="709" w:footer="709" w:gutter="0"/>
+          <w:cols w:space="708"/>
+          <w:docGrid w:linePitch="435"/>
+        </w:sectPr>
+      </w:pPr>
+    </w:p>
+    <w:p>
+      <w:pPr>
+        <w:pStyle w:val="Cmsor2"/>
+      </w:pPr>
+      <w:r>
+        <w:lastRenderedPageBreak/>
+        <w:t>Backend teszt</w:t>
+      </w:r>
+      <w:r>
+        <w:t xml:space="preserve"> – </w:t>
+      </w:r>
+      <w:r>
+        <w:t>Komponens</w:t>
+      </w:r>
+      <w:r>
+        <w:t xml:space="preserve"> tesztek</w:t>
+      </w:r>
+    </w:p>
+    <w:p>
+      <w:pPr>
+        <w:rPr>
+          <w:rFonts w:ascii="Times New Roman" w:eastAsia="Calibri" w:hAnsi="Times New Roman" w:cs="Times New Roman"/>
+          <w:sz w:val="24"/>
+          <w:szCs w:val="24"/>
+          <w:lang w:val="hu" w:eastAsia="hu-HU"/>
+        </w:rPr>
+      </w:pPr>
+      <w:r>
+        <w:rPr>
+          <w:sz w:val="24"/>
+          <w:szCs w:val="24"/>
+        </w:rPr>
+        <w:t xml:space="preserve">Felhasznált </w:t>
+      </w:r>
+      <w:proofErr w:type="spellStart"/>
+      <w:r>
+        <w:rPr>
+          <w:sz w:val="24"/>
+          <w:szCs w:val="24"/>
+        </w:rPr>
+        <w:t>Nuget</w:t>
+      </w:r>
+      <w:proofErr w:type="spellEnd"/>
+      <w:r>
+        <w:rPr>
+          <w:sz w:val="24"/>
+          <w:szCs w:val="24"/>
+        </w:rPr>
+        <w:t xml:space="preserve"> </w:t>
+      </w:r>
+      <w:proofErr w:type="spellStart"/>
+      <w:r>
+        <w:rPr>
+          <w:sz w:val="24"/>
+          <w:szCs w:val="24"/>
+        </w:rPr>
+        <w:t>Packages</w:t>
+      </w:r>
+      <w:proofErr w:type="spellEnd"/>
+      <w:r>
+        <w:rPr>
+          <w:sz w:val="24"/>
+          <w:szCs w:val="24"/>
+        </w:rPr>
+        <w:t xml:space="preserve">: </w:t>
+      </w:r>
+      <w:proofErr w:type="spellStart"/>
+      <w:r>
+        <w:rPr>
+          <w:rFonts w:ascii="Times New Roman" w:eastAsia="Calibri" w:hAnsi="Times New Roman" w:cs="Times New Roman"/>
+          <w:sz w:val="24"/>
+          <w:szCs w:val="24"/>
+          <w:lang w:val="hu" w:eastAsia="hu-HU"/>
+        </w:rPr>
+        <w:t>Moq</w:t>
+      </w:r>
+      <w:proofErr w:type="spellEnd"/>
+      <w:r>
+        <w:rPr>
+          <w:rFonts w:ascii="Times New Roman" w:eastAsia="Calibri" w:hAnsi="Times New Roman" w:cs="Times New Roman"/>
+          <w:sz w:val="24"/>
+          <w:szCs w:val="24"/>
+          <w:lang w:val="hu" w:eastAsia="hu-HU"/>
+        </w:rPr>
+        <w:t xml:space="preserve">, </w:t>
+      </w:r>
+      <w:proofErr w:type="spellStart"/>
+      <w:r>
+        <w:rPr>
+          <w:rFonts w:ascii="Times New Roman" w:eastAsia="Calibri" w:hAnsi="Times New Roman" w:cs="Times New Roman"/>
+          <w:sz w:val="24"/>
+          <w:szCs w:val="24"/>
+          <w:lang w:val="hu" w:eastAsia="hu-HU"/>
+        </w:rPr>
+        <w:t>FluentAssertions</w:t>
+      </w:r>
+      <w:proofErr w:type="spellEnd"/>
+      <w:r>
+        <w:rPr>
+          <w:rFonts w:ascii="Times New Roman" w:eastAsia="Calibri" w:hAnsi="Times New Roman" w:cs="Times New Roman"/>
+          <w:sz w:val="24"/>
+          <w:szCs w:val="24"/>
+          <w:lang w:val="hu" w:eastAsia="hu-HU"/>
+        </w:rPr>
+        <w:t xml:space="preserve">, </w:t>
+      </w:r>
+      <w:proofErr w:type="spellStart"/>
+      <w:r>
+        <w:rPr>
+          <w:rFonts w:ascii="Times New Roman" w:eastAsia="Calibri" w:hAnsi="Times New Roman" w:cs="Times New Roman"/>
+          <w:sz w:val="24"/>
+          <w:szCs w:val="24"/>
+          <w:lang w:val="hu" w:eastAsia="hu-HU"/>
+        </w:rPr>
+        <w:t>Xunit</w:t>
+      </w:r>
+      <w:proofErr w:type="spellEnd"/>
+      <w:r>
+        <w:rPr>
+          <w:rFonts w:ascii="Times New Roman" w:eastAsia="Calibri" w:hAnsi="Times New Roman" w:cs="Times New Roman"/>
+          <w:sz w:val="24"/>
+          <w:szCs w:val="24"/>
+          <w:lang w:val="hu" w:eastAsia="hu-HU"/>
+        </w:rPr>
+        <w:t xml:space="preserve"> tesztelő projekt</w:t>
+      </w:r>
+    </w:p>
+    <w:p>
+      <w:pPr>
+        <w:rPr>
+          <w:rFonts w:ascii="Times New Roman" w:eastAsia="Calibri" w:hAnsi="Times New Roman" w:cs="Times New Roman"/>
+          <w:sz w:val="24"/>
+          <w:szCs w:val="24"/>
+          <w:lang w:val="hu" w:eastAsia="hu-HU"/>
+        </w:rPr>
+      </w:pPr>
+      <w:r>
+        <w:rPr>
+          <w:rFonts w:ascii="Times New Roman" w:eastAsia="Calibri" w:hAnsi="Times New Roman" w:cs="Times New Roman"/>
+          <w:sz w:val="24"/>
+          <w:szCs w:val="24"/>
+          <w:lang w:val="hu" w:eastAsia="hu-HU"/>
+        </w:rPr>
+        <w:t xml:space="preserve">Az alábbi tesztek a különböző végpontokat teszteli, hogy betölti-e az adatokat a </w:t>
+      </w:r>
+      <w:proofErr w:type="spellStart"/>
+      <w:r>
+        <w:rPr>
+          <w:rFonts w:ascii="Times New Roman" w:eastAsia="Calibri" w:hAnsi="Times New Roman" w:cs="Times New Roman"/>
+          <w:sz w:val="24"/>
+          <w:szCs w:val="24"/>
+          <w:lang w:val="hu" w:eastAsia="hu-HU"/>
+        </w:rPr>
+        <w:t>mock</w:t>
+      </w:r>
+      <w:proofErr w:type="spellEnd"/>
+      <w:r>
+        <w:rPr>
+          <w:rFonts w:ascii="Times New Roman" w:eastAsia="Calibri" w:hAnsi="Times New Roman" w:cs="Times New Roman"/>
+          <w:sz w:val="24"/>
+          <w:szCs w:val="24"/>
+          <w:lang w:val="hu" w:eastAsia="hu-HU"/>
+        </w:rPr>
+        <w:t>-olt végpontból. A szükséges adatokat előre beégettjük a memóriába, aszerint bef</w:t>
+      </w:r>
+      <w:r>
+        <w:rPr>
+          <w:rFonts w:ascii="Times New Roman" w:eastAsia="Calibri" w:hAnsi="Times New Roman" w:cs="Times New Roman"/>
+          <w:sz w:val="24"/>
+          <w:szCs w:val="24"/>
+          <w:lang w:val="hu" w:eastAsia="hu-HU"/>
+        </w:rPr>
+        <w:t>o</w:t>
+      </w:r>
+      <w:r>
+        <w:rPr>
+          <w:rFonts w:ascii="Times New Roman" w:eastAsia="Calibri" w:hAnsi="Times New Roman" w:cs="Times New Roman"/>
+          <w:sz w:val="24"/>
+          <w:szCs w:val="24"/>
+          <w:lang w:val="hu" w:eastAsia="hu-HU"/>
+        </w:rPr>
+        <w:t>ly</w:t>
+      </w:r>
+      <w:r>
+        <w:rPr>
+          <w:rFonts w:ascii="Times New Roman" w:eastAsia="Calibri" w:hAnsi="Times New Roman" w:cs="Times New Roman"/>
+          <w:sz w:val="24"/>
+          <w:szCs w:val="24"/>
+          <w:lang w:val="hu" w:eastAsia="hu-HU"/>
+        </w:rPr>
+        <w:t>á</w:t>
+      </w:r>
+      <w:r>
+        <w:rPr>
+          <w:rFonts w:ascii="Times New Roman" w:eastAsia="Calibri" w:hAnsi="Times New Roman" w:cs="Times New Roman"/>
+          <w:sz w:val="24"/>
+          <w:szCs w:val="24"/>
+          <w:lang w:val="hu" w:eastAsia="hu-HU"/>
+        </w:rPr>
+        <w:t>soljuk a végpontokat</w:t>
+      </w:r>
+      <w:r>
+        <w:rPr>
+          <w:rFonts w:ascii="Times New Roman" w:eastAsia="Calibri" w:hAnsi="Times New Roman" w:cs="Times New Roman"/>
+          <w:sz w:val="24"/>
+          <w:szCs w:val="24"/>
+          <w:lang w:val="hu" w:eastAsia="hu-HU"/>
+        </w:rPr>
+        <w:t>, mintha az adatbázisból jött</w:t>
+      </w:r>
+      <w:r>
+        <w:rPr>
+          <w:rFonts w:ascii="Times New Roman" w:eastAsia="Calibri" w:hAnsi="Times New Roman" w:cs="Times New Roman"/>
+          <w:sz w:val="24"/>
+          <w:szCs w:val="24"/>
+          <w:lang w:val="hu" w:eastAsia="hu-HU"/>
+        </w:rPr>
+        <w:t>ek</w:t>
+      </w:r>
+      <w:r>
+        <w:rPr>
+          <w:rFonts w:ascii="Times New Roman" w:eastAsia="Calibri" w:hAnsi="Times New Roman" w:cs="Times New Roman"/>
+          <w:sz w:val="24"/>
+          <w:szCs w:val="24"/>
+          <w:lang w:val="hu" w:eastAsia="hu-HU"/>
+        </w:rPr>
+        <w:t xml:space="preserve"> volna</w:t>
+      </w:r>
+      <w:r>
+        <w:rPr>
+          <w:rFonts w:ascii="Times New Roman" w:eastAsia="Calibri" w:hAnsi="Times New Roman" w:cs="Times New Roman"/>
+          <w:sz w:val="24"/>
+          <w:szCs w:val="24"/>
+          <w:lang w:val="hu" w:eastAsia="hu-HU"/>
+        </w:rPr>
+        <w:t xml:space="preserve"> az eredmények.</w:t>
+      </w:r>
+    </w:p>
+    <w:p>
+      <w:pPr>
+        <w:rPr>
+          <w:rFonts w:ascii="Times New Roman" w:eastAsia="Calibri" w:hAnsi="Times New Roman" w:cs="Times New Roman"/>
+          <w:sz w:val="24"/>
+          <w:szCs w:val="24"/>
+          <w:lang w:val="hu" w:eastAsia="hu-HU"/>
+        </w:rPr>
+      </w:pPr>
+      <w:r>
+        <w:rPr>
+          <w:rFonts w:ascii="Times New Roman" w:eastAsia="Calibri" w:hAnsi="Times New Roman" w:cs="Times New Roman"/>
+          <w:sz w:val="24"/>
+          <w:szCs w:val="24"/>
+          <w:lang w:val="hu" w:eastAsia="hu-HU"/>
+        </w:rPr>
+        <w:t>Végeredmények:</w:t>
+      </w:r>
+    </w:p>
+    <w:p>
+      <w:pPr>
+        <w:rPr>
+          <w:sz w:val="24"/>
+          <w:szCs w:val="24"/>
+        </w:rPr>
+      </w:pPr>
+      <w:r>
+        <w:rPr>
+          <w:noProof/>
+          <w:sz w:val="24"/>
+          <w:szCs w:val="24"/>
+        </w:rPr>
+        <w:drawing>
+          <wp:inline distT="0" distB="0" distL="0" distR="0" wp14:anchorId="2E2E4FE6" wp14:editId="4B2900D6">
+            <wp:extent cx="5759450" cy="3960495"/>
+            <wp:effectExtent l="0" t="0" r="0" b="1905"/>
+            <wp:docPr id="5" name="Kép 5"/>
+            <wp:cNvGraphicFramePr>
+              <a:graphicFrameLocks xmlns:a="http://schemas.openxmlformats.org/drawingml/2006/main" noChangeAspect="1"/>
+            </wp:cNvGraphicFramePr>
+            <a:graphic xmlns:a="http://schemas.openxmlformats.org/drawingml/2006/main">
+              <a:graphicData uri="http://schemas.openxmlformats.org/drawingml/2006/picture">
+                <pic:pic xmlns:pic="http://schemas.openxmlformats.org/drawingml/2006/picture">
+                  <pic:nvPicPr>
+                    <pic:cNvPr id="5" name="Kép 5"/>
+                    <pic:cNvPicPr/>
+                  </pic:nvPicPr>
+                  <pic:blipFill>
+                    <a:blip r:embed="rId16">
+                      <a:extLst>
+                        <a:ext uri="{28A0092B-C50C-407E-A947-70E740481C1C}">
+                          <a14:useLocalDpi xmlns:a14="http://schemas.microsoft.com/office/drawing/2010/main" val="0"/>
+                        </a:ext>
+                      </a:extLst>
+                    </a:blip>
+                    <a:stretch>
+                      <a:fillRect/>
+                    </a:stretch>
+                  </pic:blipFill>
+                  <pic:spPr>
+                    <a:xfrm>
+                      <a:off x="0" y="0"/>
+                      <a:ext cx="5759450" cy="3960495"/>
                     </a:xfrm>
                     <a:prstGeom prst="rect">
                       <a:avLst/>
@@ -788,7 +1015,7 @@
 </file>
 
 <file path=word/endnotes.xml><?xml version="1.0" encoding="utf-8"?>
-<w:endnotes xmlns:wpc="http://schemas.microsoft.com/office/word/2010/wordprocessingCanvas" xmlns:cx="http://schemas.microsoft.com/office/drawing/2014/chartex" xmlns:cx1="http://schemas.microsoft.com/office/drawing/2015/9/8/chartex" xmlns:cx2="http://schemas.microsoft.com/office/drawing/2015/10/21/chartex" xmlns:cx3="http://schemas.microsoft.com/office/drawing/2016/5/9/chartex" xmlns:cx4="http://schemas.microsoft.com/office/drawing/2016/5/10/chartex" xmlns:cx5="http://schemas.microsoft.com/office/drawing/2016/5/11/chartex" xmlns:cx6="http://schemas.microsoft.com/office/drawing/2016/5/12/chartex" xmlns:cx7="http://schemas.microsoft.com/office/drawing/2016/5/13/chartex" xmlns:cx8="http://schemas.microsoft.com/office/drawing/2016/5/14/chartex" xmlns:mc="http://schemas.openxmlformats.org/markup-compatibility/2006" xmlns:aink="http://schemas.microsoft.com/office/drawing/2016/ink" xmlns:am3d="http://schemas.microsoft.com/office/drawing/2017/model3d" xmlns:o="urn:schemas-microsoft-com:office:office" xmlns:oel="http://schemas.microsoft.com/office/2019/extlst" xmlns:r="http://schemas.openxmlformats.org/officeDocument/2006/relationships" xmlns:m="http://schemas.openxmlformats.org/officeDocument/2006/math" xmlns:v="urn:schemas-microsoft-com:vml" xmlns:wp14="http://schemas.microsoft.com/office/word/2010/wordprocessingDrawing" xmlns:wp="http://schemas.openxmlformats.org/drawingml/2006/wordprocessingDrawing" xmlns:w10="urn:schemas-microsoft-com:office:word" xmlns:w="http://schemas.openxmlformats.org/wordprocessingml/2006/main" xmlns:w14="http://schemas.microsoft.com/office/word/2010/wordml" xmlns:w15="http://schemas.microsoft.com/office/word/2012/wordml" xmlns:w16cex="http://schemas.microsoft.com/office/word/2018/wordml/cex" xmlns:w16cid="http://schemas.microsoft.com/office/word/2016/wordml/cid" xmlns:w16="http://schemas.microsoft.com/office/word/2018/wordml" xmlns:w16du="http://schemas.microsoft.com/office/word/2023/wordml/word16du" xmlns:w16sdtdh="http://schemas.microsoft.com/office/word/2020/wordml/sdtdatahash" xmlns:w16sdtfl="http://schemas.microsoft.com/office/word/2024/wordml/sdtformatlock" xmlns:w16se="http://schemas.microsoft.com/office/word/2015/wordml/symex" xmlns:wpg="http://schemas.microsoft.com/office/word/2010/wordprocessingGroup" xmlns:wpi="http://schemas.microsoft.com/office/word/2010/wordprocessingInk" xmlns:wne="http://schemas.microsoft.com/office/word/2006/wordml" xmlns:wps="http://schemas.microsoft.com/office/word/2010/wordprocessingShape" mc:Ignorable="w14 w15 w16se w16cid w16 w16cex w16sdtdh w16sdtfl w16du wp14">
+<w:endnotes xmlns:wpc="http://schemas.microsoft.com/office/word/2010/wordprocessingCanvas" xmlns:cx="http://schemas.microsoft.com/office/drawing/2014/chartex" xmlns:cx1="http://schemas.microsoft.com/office/drawing/2015/9/8/chartex" xmlns:cx2="http://schemas.microsoft.com/office/drawing/2015/10/21/chartex" xmlns:cx3="http://schemas.microsoft.com/office/drawing/2016/5/9/chartex" xmlns:cx4="http://schemas.microsoft.com/office/drawing/2016/5/10/chartex" xmlns:cx5="http://schemas.microsoft.com/office/drawing/2016/5/11/chartex" xmlns:cx6="http://schemas.microsoft.com/office/drawing/2016/5/12/chartex" xmlns:cx7="http://schemas.microsoft.com/office/drawing/2016/5/13/chartex" xmlns:cx8="http://schemas.microsoft.com/office/drawing/2016/5/14/chartex" xmlns:mc="http://schemas.openxmlformats.org/markup-compatibility/2006" xmlns:aink="http://schemas.microsoft.com/office/drawing/2016/ink" xmlns:am3d="http://schemas.microsoft.com/office/drawing/2017/model3d" xmlns:o="urn:schemas-microsoft-com:office:office" xmlns:r="http://schemas.openxmlformats.org/officeDocument/2006/relationships" xmlns:m="http://schemas.openxmlformats.org/officeDocument/2006/math" xmlns:v="urn:schemas-microsoft-com:vml" xmlns:wp14="http://schemas.microsoft.com/office/word/2010/wordprocessingDrawing" xmlns:wp="http://schemas.openxmlformats.org/drawingml/2006/wordprocessingDrawing" xmlns:w10="urn:schemas-microsoft-com:office:word" xmlns:w="http://schemas.openxmlformats.org/wordprocessingml/2006/main" xmlns:w14="http://schemas.microsoft.com/office/word/2010/wordml" xmlns:w15="http://schemas.microsoft.com/office/word/2012/wordml" xmlns:w16cex="http://schemas.microsoft.com/office/word/2018/wordml/cex" xmlns:w16cid="http://schemas.microsoft.com/office/word/2016/wordml/cid" xmlns:w16="http://schemas.microsoft.com/office/word/2018/wordml" xmlns:w16sdtdh="http://schemas.microsoft.com/office/word/2020/wordml/sdtdatahash" xmlns:w16se="http://schemas.microsoft.com/office/word/2015/wordml/symex" xmlns:wpg="http://schemas.microsoft.com/office/word/2010/wordprocessingGroup" xmlns:wpi="http://schemas.microsoft.com/office/word/2010/wordprocessingInk" xmlns:wne="http://schemas.microsoft.com/office/word/2006/wordml" xmlns:wps="http://schemas.microsoft.com/office/word/2010/wordprocessingShape" mc:Ignorable="w14 w15 w16se w16cid w16 w16cex w16sdtdh wp14">
   <w:endnote w:type="separator" w:id="-1">
     <w:p>
       <w:pPr>
@@ -813,7 +1040,7 @@
 </file>
 
 <file path=word/footnotes.xml><?xml version="1.0" encoding="utf-8"?>
-<w:footnotes xmlns:wpc="http://schemas.microsoft.com/office/word/2010/wordprocessingCanvas" xmlns:cx="http://schemas.microsoft.com/office/drawing/2014/chartex" xmlns:cx1="http://schemas.microsoft.com/office/drawing/2015/9/8/chartex" xmlns:cx2="http://schemas.microsoft.com/office/drawing/2015/10/21/chartex" xmlns:cx3="http://schemas.microsoft.com/office/drawing/2016/5/9/chartex" xmlns:cx4="http://schemas.microsoft.com/office/drawing/2016/5/10/chartex" xmlns:cx5="http://schemas.microsoft.com/office/drawing/2016/5/11/chartex" xmlns:cx6="http://schemas.microsoft.com/office/drawing/2016/5/12/chartex" xmlns:cx7="http://schemas.microsoft.com/office/drawing/2016/5/13/chartex" xmlns:cx8="http://schemas.microsoft.com/office/drawing/2016/5/14/chartex" xmlns:mc="http://schemas.openxmlformats.org/markup-compatibility/2006" xmlns:aink="http://schemas.microsoft.com/office/drawing/2016/ink" xmlns:am3d="http://schemas.microsoft.com/office/drawing/2017/model3d" xmlns:o="urn:schemas-microsoft-com:office:office" xmlns:oel="http://schemas.microsoft.com/office/2019/extlst" xmlns:r="http://schemas.openxmlformats.org/officeDocument/2006/relationships" xmlns:m="http://schemas.openxmlformats.org/officeDocument/2006/math" xmlns:v="urn:schemas-microsoft-com:vml" xmlns:wp14="http://schemas.microsoft.com/office/word/2010/wordprocessingDrawing" xmlns:wp="http://schemas.openxmlformats.org/drawingml/2006/wordprocessingDrawing" xmlns:w10="urn:schemas-microsoft-com:office:word" xmlns:w="http://schemas.openxmlformats.org/wordprocessingml/2006/main" xmlns:w14="http://schemas.microsoft.com/office/word/2010/wordml" xmlns:w15="http://schemas.microsoft.com/office/word/2012/wordml" xmlns:w16cex="http://schemas.microsoft.com/office/word/2018/wordml/cex" xmlns:w16cid="http://schemas.microsoft.com/office/word/2016/wordml/cid" xmlns:w16="http://schemas.microsoft.com/office/word/2018/wordml" xmlns:w16du="http://schemas.microsoft.com/office/word/2023/wordml/word16du" xmlns:w16sdtdh="http://schemas.microsoft.com/office/word/2020/wordml/sdtdatahash" xmlns:w16sdtfl="http://schemas.microsoft.com/office/word/2024/wordml/sdtformatlock" xmlns:w16se="http://schemas.microsoft.com/office/word/2015/wordml/symex" xmlns:wpg="http://schemas.microsoft.com/office/word/2010/wordprocessingGroup" xmlns:wpi="http://schemas.microsoft.com/office/word/2010/wordprocessingInk" xmlns:wne="http://schemas.microsoft.com/office/word/2006/wordml" xmlns:wps="http://schemas.microsoft.com/office/word/2010/wordprocessingShape" mc:Ignorable="w14 w15 w16se w16cid w16 w16cex w16sdtdh w16sdtfl w16du wp14">
+<w:footnotes xmlns:wpc="http://schemas.microsoft.com/office/word/2010/wordprocessingCanvas" xmlns:cx="http://schemas.microsoft.com/office/drawing/2014/chartex" xmlns:cx1="http://schemas.microsoft.com/office/drawing/2015/9/8/chartex" xmlns:cx2="http://schemas.microsoft.com/office/drawing/2015/10/21/chartex" xmlns:cx3="http://schemas.microsoft.com/office/drawing/2016/5/9/chartex" xmlns:cx4="http://schemas.microsoft.com/office/drawing/2016/5/10/chartex" xmlns:cx5="http://schemas.microsoft.com/office/drawing/2016/5/11/chartex" xmlns:cx6="http://schemas.microsoft.com/office/drawing/2016/5/12/chartex" xmlns:cx7="http://schemas.microsoft.com/office/drawing/2016/5/13/chartex" xmlns:cx8="http://schemas.microsoft.com/office/drawing/2016/5/14/chartex" xmlns:mc="http://schemas.openxmlformats.org/markup-compatibility/2006" xmlns:aink="http://schemas.microsoft.com/office/drawing/2016/ink" xmlns:am3d="http://schemas.microsoft.com/office/drawing/2017/model3d" xmlns:o="urn:schemas-microsoft-com:office:office" xmlns:r="http://schemas.openxmlformats.org/officeDocument/2006/relationships" xmlns:m="http://schemas.openxmlformats.org/officeDocument/2006/math" xmlns:v="urn:schemas-microsoft-com:vml" xmlns:wp14="http://schemas.microsoft.com/office/word/2010/wordprocessingDrawing" xmlns:wp="http://schemas.openxmlformats.org/drawingml/2006/wordprocessingDrawing" xmlns:w10="urn:schemas-microsoft-com:office:word" xmlns:w="http://schemas.openxmlformats.org/wordprocessingml/2006/main" xmlns:w14="http://schemas.microsoft.com/office/word/2010/wordml" xmlns:w15="http://schemas.microsoft.com/office/word/2012/wordml" xmlns:w16cex="http://schemas.microsoft.com/office/word/2018/wordml/cex" xmlns:w16cid="http://schemas.microsoft.com/office/word/2016/wordml/cid" xmlns:w16="http://schemas.microsoft.com/office/word/2018/wordml" xmlns:w16sdtdh="http://schemas.microsoft.com/office/word/2020/wordml/sdtdatahash" xmlns:w16se="http://schemas.microsoft.com/office/word/2015/wordml/symex" xmlns:wpg="http://schemas.microsoft.com/office/word/2010/wordprocessingGroup" xmlns:wpi="http://schemas.microsoft.com/office/word/2010/wordprocessingInk" xmlns:wne="http://schemas.microsoft.com/office/word/2006/wordml" xmlns:wps="http://schemas.microsoft.com/office/word/2010/wordprocessingShape" mc:Ignorable="w14 w15 w16se w16cid w16 w16cex w16sdtdh wp14">
   <w:footnote w:type="separator" w:id="-1">
     <w:p>
       <w:pPr>
@@ -838,7 +1065,7 @@
 </file>
 
 <file path=word/numbering.xml><?xml version="1.0" encoding="utf-8"?>
-<w:numbering xmlns:wpc="http://schemas.microsoft.com/office/word/2010/wordprocessingCanvas" xmlns:cx="http://schemas.microsoft.com/office/drawing/2014/chartex" xmlns:cx1="http://schemas.microsoft.com/office/drawing/2015/9/8/chartex" xmlns:cx2="http://schemas.microsoft.com/office/drawing/2015/10/21/chartex" xmlns:cx3="http://schemas.microsoft.com/office/drawing/2016/5/9/chartex" xmlns:cx4="http://schemas.microsoft.com/office/drawing/2016/5/10/chartex" xmlns:cx5="http://schemas.microsoft.com/office/drawing/2016/5/11/chartex" xmlns:cx6="http://schemas.microsoft.com/office/drawing/2016/5/12/chartex" xmlns:cx7="http://schemas.microsoft.com/office/drawing/2016/5/13/chartex" xmlns:cx8="http://schemas.microsoft.com/office/drawing/2016/5/14/chartex" xmlns:mc="http://schemas.openxmlformats.org/markup-compatibility/2006" xmlns:aink="http://schemas.microsoft.com/office/drawing/2016/ink" xmlns:am3d="http://schemas.microsoft.com/office/drawing/2017/model3d" xmlns:o="urn:schemas-microsoft-com:office:office" xmlns:oel="http://schemas.microsoft.com/office/2019/extlst" xmlns:r="http://schemas.openxmlformats.org/officeDocument/2006/relationships" xmlns:m="http://schemas.openxmlformats.org/officeDocument/2006/math" xmlns:v="urn:schemas-microsoft-com:vml" xmlns:wp14="http://schemas.microsoft.com/office/word/2010/wordprocessingDrawing" xmlns:wp="http://schemas.openxmlformats.org/drawingml/2006/wordprocessingDrawing" xmlns:w10="urn:schemas-microsoft-com:office:word" xmlns:w="http://schemas.openxmlformats.org/wordprocessingml/2006/main" xmlns:w14="http://schemas.microsoft.com/office/word/2010/wordml" xmlns:w15="http://schemas.microsoft.com/office/word/2012/wordml" xmlns:w16cex="http://schemas.microsoft.com/office/word/2018/wordml/cex" xmlns:w16cid="http://schemas.microsoft.com/office/word/2016/wordml/cid" xmlns:w16="http://schemas.microsoft.com/office/word/2018/wordml" xmlns:w16du="http://schemas.microsoft.com/office/word/2023/wordml/word16du" xmlns:w16sdtdh="http://schemas.microsoft.com/office/word/2020/wordml/sdtdatahash" xmlns:w16sdtfl="http://schemas.microsoft.com/office/word/2024/wordml/sdtformatlock" xmlns:w16se="http://schemas.microsoft.com/office/word/2015/wordml/symex" xmlns:wpg="http://schemas.microsoft.com/office/word/2010/wordprocessingGroup" xmlns:wpi="http://schemas.microsoft.com/office/word/2010/wordprocessingInk" xmlns:wne="http://schemas.microsoft.com/office/word/2006/wordml" xmlns:wps="http://schemas.microsoft.com/office/word/2010/wordprocessingShape" mc:Ignorable="w14 w15 w16se w16cid w16 w16cex w16sdtdh w16sdtfl w16du wp14">
+<w:numbering xmlns:wpc="http://schemas.microsoft.com/office/word/2010/wordprocessingCanvas" xmlns:cx="http://schemas.microsoft.com/office/drawing/2014/chartex" xmlns:cx1="http://schemas.microsoft.com/office/drawing/2015/9/8/chartex" xmlns:cx2="http://schemas.microsoft.com/office/drawing/2015/10/21/chartex" xmlns:cx3="http://schemas.microsoft.com/office/drawing/2016/5/9/chartex" xmlns:cx4="http://schemas.microsoft.com/office/drawing/2016/5/10/chartex" xmlns:cx5="http://schemas.microsoft.com/office/drawing/2016/5/11/chartex" xmlns:cx6="http://schemas.microsoft.com/office/drawing/2016/5/12/chartex" xmlns:cx7="http://schemas.microsoft.com/office/drawing/2016/5/13/chartex" xmlns:cx8="http://schemas.microsoft.com/office/drawing/2016/5/14/chartex" xmlns:mc="http://schemas.openxmlformats.org/markup-compatibility/2006" xmlns:aink="http://schemas.microsoft.com/office/drawing/2016/ink" xmlns:am3d="http://schemas.microsoft.com/office/drawing/2017/model3d" xmlns:o="urn:schemas-microsoft-com:office:office" xmlns:r="http://schemas.openxmlformats.org/officeDocument/2006/relationships" xmlns:m="http://schemas.openxmlformats.org/officeDocument/2006/math" xmlns:v="urn:schemas-microsoft-com:vml" xmlns:wp14="http://schemas.microsoft.com/office/word/2010/wordprocessingDrawing" xmlns:wp="http://schemas.openxmlformats.org/drawingml/2006/wordprocessingDrawing" xmlns:w10="urn:schemas-microsoft-com:office:word" xmlns:w="http://schemas.openxmlformats.org/wordprocessingml/2006/main" xmlns:w14="http://schemas.microsoft.com/office/word/2010/wordml" xmlns:w15="http://schemas.microsoft.com/office/word/2012/wordml" xmlns:w16cex="http://schemas.microsoft.com/office/word/2018/wordml/cex" xmlns:w16cid="http://schemas.microsoft.com/office/word/2016/wordml/cid" xmlns:w16="http://schemas.microsoft.com/office/word/2018/wordml" xmlns:w16sdtdh="http://schemas.microsoft.com/office/word/2020/wordml/sdtdatahash" xmlns:w16se="http://schemas.microsoft.com/office/word/2015/wordml/symex" xmlns:wpg="http://schemas.microsoft.com/office/word/2010/wordprocessingGroup" xmlns:wpi="http://schemas.microsoft.com/office/word/2010/wordprocessingInk" xmlns:wne="http://schemas.microsoft.com/office/word/2006/wordml" xmlns:wps="http://schemas.microsoft.com/office/word/2010/wordprocessingShape" mc:Ignorable="w14 w15 w16se w16cid w16 w16cex w16sdtdh wp14">
   <w:abstractNum w:abstractNumId="0" w15:restartNumberingAfterBreak="0">
     <w:nsid w:val="255F773E"/>
     <w:multiLevelType w:val="multilevel"/>
@@ -953,14 +1180,14 @@
       </w:rPr>
     </w:lvl>
   </w:abstractNum>
-  <w:num w:numId="1" w16cid:durableId="233786767">
+  <w:num w:numId="1">
     <w:abstractNumId w:val="0"/>
   </w:num>
 </w:numbering>
 </file>
 
 <file path=word/styles.xml><?xml version="1.0" encoding="utf-8"?>
-<w:styles xmlns:mc="http://schemas.openxmlformats.org/markup-compatibility/2006" xmlns:r="http://schemas.openxmlformats.org/officeDocument/2006/relationships" xmlns:w="http://schemas.openxmlformats.org/wordprocessingml/2006/main" xmlns:w14="http://schemas.microsoft.com/office/word/2010/wordml" xmlns:w15="http://schemas.microsoft.com/office/word/2012/wordml" xmlns:w16cex="http://schemas.microsoft.com/office/word/2018/wordml/cex" xmlns:w16cid="http://schemas.microsoft.com/office/word/2016/wordml/cid" xmlns:w16="http://schemas.microsoft.com/office/word/2018/wordml" xmlns:w16du="http://schemas.microsoft.com/office/word/2023/wordml/word16du" xmlns:w16sdtdh="http://schemas.microsoft.com/office/word/2020/wordml/sdtdatahash" xmlns:w16sdtfl="http://schemas.microsoft.com/office/word/2024/wordml/sdtformatlock" xmlns:w16se="http://schemas.microsoft.com/office/word/2015/wordml/symex" mc:Ignorable="w14 w15 w16se w16cid w16 w16cex w16sdtdh w16sdtfl w16du">
+<w:styles xmlns:mc="http://schemas.openxmlformats.org/markup-compatibility/2006" xmlns:r="http://schemas.openxmlformats.org/officeDocument/2006/relationships" xmlns:w="http://schemas.openxmlformats.org/wordprocessingml/2006/main" xmlns:w14="http://schemas.microsoft.com/office/word/2010/wordml" xmlns:w15="http://schemas.microsoft.com/office/word/2012/wordml" xmlns:w16cex="http://schemas.microsoft.com/office/word/2018/wordml/cex" xmlns:w16cid="http://schemas.microsoft.com/office/word/2016/wordml/cid" xmlns:w16="http://schemas.microsoft.com/office/word/2018/wordml" xmlns:w16sdtdh="http://schemas.microsoft.com/office/word/2020/wordml/sdtdatahash" xmlns:w16se="http://schemas.microsoft.com/office/word/2015/wordml/symex" mc:Ignorable="w14 w15 w16se w16cid w16 w16cex w16sdtdh">
   <w:docDefaults>
     <w:rPrDefault>
       <w:rPr>
@@ -1561,6 +1788,7 @@
   <w:style w:type="character" w:default="1" w:styleId="Bekezdsalapbettpusa">
     <w:name w:val="Default Paragraph Font"/>
     <w:uiPriority w:val="1"/>
+    <w:semiHidden/>
     <w:unhideWhenUsed/>
   </w:style>
   <w:style w:type="table" w:default="1" w:styleId="Normltblzat">
